--- a/Fase 1/Evidencias Grupales/Presentacion idea de proyecto.docx
+++ b/Fase 1/Evidencias Grupales/Presentacion idea de proyecto.docx
@@ -944,7 +944,7 @@
     </w:p>
     <w:sdt>
       <w:sdtPr>
-        <w:id w:val="1741306947"/>
+        <w:id w:val="1583279557"/>
         <w:docPartObj>
           <w:docPartGallery w:val="Table of Contents"/>
           <w:docPartUnique/>
@@ -987,7 +987,7 @@
           <w:r>
             <w:fldChar w:fldCharType="separate"/>
           </w:r>
-          <w:hyperlink w:anchor="_Toc750297944">
+          <w:hyperlink w:anchor="_Toc1100292156">
             <w:r>
               <w:rPr>
                 <w:rStyle w:val="Hipervnculo"/>
@@ -1001,7 +1001,7 @@
               <w:fldChar w:fldCharType="begin"/>
             </w:r>
             <w:r>
-              <w:instrText xml:space="preserve">PAGEREF _Toc750297944 \h</w:instrText>
+              <w:instrText xml:space="preserve">PAGEREF _Toc1100292156 \h</w:instrText>
             </w:r>
             <w:r>
               <w:fldChar w:fldCharType="separate"/>
@@ -1029,7 +1029,7 @@
               <w:lang w:val="es-CL" w:eastAsia="es-CL"/>
             </w:rPr>
           </w:pPr>
-          <w:hyperlink w:anchor="_Toc890906351">
+          <w:hyperlink w:anchor="_Toc2051923450">
             <w:r>
               <w:rPr>
                 <w:rStyle w:val="Hipervnculo"/>
@@ -1043,7 +1043,7 @@
               <w:fldChar w:fldCharType="begin"/>
             </w:r>
             <w:r>
-              <w:instrText xml:space="preserve">PAGEREF _Toc890906351 \h</w:instrText>
+              <w:instrText xml:space="preserve">PAGEREF _Toc2051923450 \h</w:instrText>
             </w:r>
             <w:r>
               <w:fldChar w:fldCharType="separate"/>
@@ -1071,7 +1071,7 @@
               <w:lang w:val="es-CL" w:eastAsia="es-CL"/>
             </w:rPr>
           </w:pPr>
-          <w:hyperlink w:anchor="_Toc831378717">
+          <w:hyperlink w:anchor="_Toc941796332">
             <w:r>
               <w:rPr>
                 <w:rStyle w:val="Hipervnculo"/>
@@ -1085,7 +1085,7 @@
               <w:fldChar w:fldCharType="begin"/>
             </w:r>
             <w:r>
-              <w:instrText xml:space="preserve">PAGEREF _Toc831378717 \h</w:instrText>
+              <w:instrText xml:space="preserve">PAGEREF _Toc941796332 \h</w:instrText>
             </w:r>
             <w:r>
               <w:fldChar w:fldCharType="separate"/>
@@ -1094,7 +1094,7 @@
               <w:rPr>
                 <w:rStyle w:val="Hipervnculo"/>
               </w:rPr>
-              <w:t>4</w:t>
+              <w:t>5</w:t>
             </w:r>
             <w:r>
               <w:fldChar w:fldCharType="end"/>
@@ -1113,7 +1113,7 @@
               <w:lang w:val="es-CL" w:eastAsia="es-CL"/>
             </w:rPr>
           </w:pPr>
-          <w:hyperlink w:anchor="_Toc1187289713">
+          <w:hyperlink w:anchor="_Toc1421279249">
             <w:r>
               <w:rPr>
                 <w:rStyle w:val="Hipervnculo"/>
@@ -1127,7 +1127,7 @@
               <w:fldChar w:fldCharType="begin"/>
             </w:r>
             <w:r>
-              <w:instrText xml:space="preserve">PAGEREF _Toc1187289713 \h</w:instrText>
+              <w:instrText xml:space="preserve">PAGEREF _Toc1421279249 \h</w:instrText>
             </w:r>
             <w:r>
               <w:fldChar w:fldCharType="separate"/>
@@ -1136,7 +1136,7 @@
               <w:rPr>
                 <w:rStyle w:val="Hipervnculo"/>
               </w:rPr>
-              <w:t>5</w:t>
+              <w:t>6</w:t>
             </w:r>
             <w:r>
               <w:fldChar w:fldCharType="end"/>
@@ -1155,7 +1155,7 @@
               <w:lang w:val="es-CL" w:eastAsia="es-CL"/>
             </w:rPr>
           </w:pPr>
-          <w:hyperlink w:anchor="_Toc1245505567">
+          <w:hyperlink w:anchor="_Toc1231692192">
             <w:r>
               <w:rPr>
                 <w:rStyle w:val="Hipervnculo"/>
@@ -1169,7 +1169,7 @@
               <w:fldChar w:fldCharType="begin"/>
             </w:r>
             <w:r>
-              <w:instrText xml:space="preserve">PAGEREF _Toc1245505567 \h</w:instrText>
+              <w:instrText xml:space="preserve">PAGEREF _Toc1231692192 \h</w:instrText>
             </w:r>
             <w:r>
               <w:fldChar w:fldCharType="separate"/>
@@ -1178,7 +1178,7 @@
               <w:rPr>
                 <w:rStyle w:val="Hipervnculo"/>
               </w:rPr>
-              <w:t>6</w:t>
+              <w:t>7</w:t>
             </w:r>
             <w:r>
               <w:fldChar w:fldCharType="end"/>
@@ -1197,7 +1197,7 @@
               <w:lang w:val="es-CL" w:eastAsia="es-CL"/>
             </w:rPr>
           </w:pPr>
-          <w:hyperlink w:anchor="_Toc393258173">
+          <w:hyperlink w:anchor="_Toc158190548">
             <w:r>
               <w:rPr>
                 <w:rStyle w:val="Hipervnculo"/>
@@ -1211,7 +1211,7 @@
               <w:fldChar w:fldCharType="begin"/>
             </w:r>
             <w:r>
-              <w:instrText xml:space="preserve">PAGEREF _Toc393258173 \h</w:instrText>
+              <w:instrText xml:space="preserve">PAGEREF _Toc158190548 \h</w:instrText>
             </w:r>
             <w:r>
               <w:fldChar w:fldCharType="separate"/>
@@ -1220,7 +1220,7 @@
               <w:rPr>
                 <w:rStyle w:val="Hipervnculo"/>
               </w:rPr>
-              <w:t>7</w:t>
+              <w:t>8</w:t>
             </w:r>
             <w:r>
               <w:fldChar w:fldCharType="end"/>
@@ -1239,7 +1239,7 @@
               <w:lang w:val="es-CL" w:eastAsia="es-CL"/>
             </w:rPr>
           </w:pPr>
-          <w:hyperlink w:anchor="_Toc419930059">
+          <w:hyperlink w:anchor="_Toc1048754463">
             <w:r>
               <w:rPr>
                 <w:rStyle w:val="Hipervnculo"/>
@@ -1253,7 +1253,7 @@
               <w:fldChar w:fldCharType="begin"/>
             </w:r>
             <w:r>
-              <w:instrText xml:space="preserve">PAGEREF _Toc419930059 \h</w:instrText>
+              <w:instrText xml:space="preserve">PAGEREF _Toc1048754463 \h</w:instrText>
             </w:r>
             <w:r>
               <w:fldChar w:fldCharType="separate"/>
@@ -1262,7 +1262,7 @@
               <w:rPr>
                 <w:rStyle w:val="Hipervnculo"/>
               </w:rPr>
-              <w:t>8</w:t>
+              <w:t>9</w:t>
             </w:r>
             <w:r>
               <w:fldChar w:fldCharType="end"/>
@@ -1281,7 +1281,7 @@
               <w:lang w:val="es-CL" w:eastAsia="es-CL"/>
             </w:rPr>
           </w:pPr>
-          <w:hyperlink w:anchor="_Toc1443150544">
+          <w:hyperlink w:anchor="_Toc817535638">
             <w:r>
               <w:rPr>
                 <w:rStyle w:val="Hipervnculo"/>
@@ -1295,7 +1295,7 @@
               <w:fldChar w:fldCharType="begin"/>
             </w:r>
             <w:r>
-              <w:instrText xml:space="preserve">PAGEREF _Toc1443150544 \h</w:instrText>
+              <w:instrText xml:space="preserve">PAGEREF _Toc817535638 \h</w:instrText>
             </w:r>
             <w:r>
               <w:fldChar w:fldCharType="separate"/>
@@ -1304,7 +1304,7 @@
               <w:rPr>
                 <w:rStyle w:val="Hipervnculo"/>
               </w:rPr>
-              <w:t>10</w:t>
+              <w:t>11</w:t>
             </w:r>
             <w:r>
               <w:fldChar w:fldCharType="end"/>
@@ -1372,14 +1372,14 @@
           <w:szCs w:val="28"/>
         </w:rPr>
       </w:pPr>
-      <w:bookmarkStart w:name="_Toc750297944" w:id="1860549063"/>
+      <w:bookmarkStart w:name="_Toc1100292156" w:id="1187200382"/>
       <w:r>
         <w:rPr>
           <w:rFonts w:ascii="Arial" w:hAnsi="Arial" w:cs="Arial"/>
         </w:rPr>
         <w:t>Contexto</w:t>
       </w:r>
-      <w:bookmarkEnd w:id="1860549063"/>
+      <w:bookmarkEnd w:id="1187200382"/>
     </w:p>
     <w:p>
       <w:pPr>
@@ -1455,6 +1455,22 @@
     </w:p>
     <w:p>
       <w:pPr>
+        <w:jc w:val="both"/>
+        <w:rPr>
+          <w:rFonts w:ascii="Arial" w:hAnsi="Arial" w:eastAsia="Aptos" w:cs="Arial"/>
+          <w:lang w:val="es-CL"/>
+        </w:rPr>
+      </w:pPr>
+      <w:r>
+        <w:rPr>
+          <w:rFonts w:ascii="Arial" w:hAnsi="Arial" w:eastAsia="Aptos" w:cs="Arial"/>
+          <w:lang w:val="es-CL"/>
+        </w:rPr>
+        <w:t>Además, la creciente variabilidad de precios en productos para mascotas hace necesario contar con una herramienta que permita visualizar cómo han cambiado los precios en el tiempo, entregando información clara sobre las alzas y bajas registradas.</w:t>
+      </w:r>
+    </w:p>
+    <w:p>
+      <w:pPr>
         <w:rPr>
           <w:rFonts w:ascii="Arial" w:hAnsi="Arial" w:eastAsia="Aptos" w:cs="Arial"/>
           <w:sz w:val="20"/>
@@ -1486,39 +1502,49 @@
           <w:szCs w:val="28"/>
         </w:rPr>
       </w:pPr>
-      <w:bookmarkStart w:name="_Toc890906351" w:id="183791267"/>
+      <w:bookmarkStart w:name="_Toc2051923450" w:id="933250838"/>
       <w:r>
         <w:rPr>
           <w:rFonts w:ascii="Arial" w:hAnsi="Arial" w:cs="Arial"/>
         </w:rPr>
         <w:t>Modelo de negocio</w:t>
       </w:r>
-      <w:bookmarkEnd w:id="183791267"/>
-    </w:p>
-    <w:p>
-      <w:pPr>
+      <w:bookmarkEnd w:id="933250838"/>
+    </w:p>
+    <w:p>
+      <w:pPr>
+        <w:pStyle w:val="Normal"/>
         <w:jc w:val="both"/>
         <w:rPr>
-          <w:rFonts w:ascii="Arial" w:hAnsi="Arial" w:cs="Arial"/>
-        </w:rPr>
-      </w:pPr>
-    </w:p>
-    <w:p>
-      <w:pPr>
+          <w:rFonts w:ascii="Arial" w:hAnsi="Arial" w:eastAsia="Arial" w:cs="Arial"/>
+          <w:lang w:val="es-CL"/>
+        </w:rPr>
+      </w:pPr>
+    </w:p>
+    <w:p>
+      <w:pPr>
+        <w:pStyle w:val="Normal"/>
+        <w:ind/>
         <w:jc w:val="both"/>
         <w:rPr>
-          <w:rFonts w:ascii="Arial" w:hAnsi="Arial" w:eastAsia="Arial" w:cs="Arial"/>
-          <w:lang w:val="es-CL"/>
-        </w:rPr>
-      </w:pPr>
-      <w:r>
-        <w:rPr>
-          <w:rFonts w:ascii="Arial" w:hAnsi="Arial" w:eastAsia="Arial" w:cs="Arial"/>
-          <w:lang w:val="es-CL"/>
-        </w:rPr>
-        <w:t xml:space="preserve">Actualmente, el modelo de negocio del proyecto </w:t>
-      </w:r>
-      <w:proofErr w:type="spellStart"/>
+          <w:sz w:val="24"/>
+          <w:szCs w:val="24"/>
+        </w:rPr>
+      </w:pPr>
+      <w:r>
+        <w:rPr>
+          <w:rFonts w:ascii="Arial" w:hAnsi="Arial" w:eastAsia="Arial" w:cs="Arial"/>
+          <w:lang w:val="es-CL"/>
+        </w:rPr>
+        <w:t>F</w:t>
+      </w:r>
+      <w:r>
+        <w:rPr>
+          <w:rFonts w:ascii="Arial" w:hAnsi="Arial" w:eastAsia="Arial" w:cs="Arial"/>
+          <w:lang w:val="es-CL"/>
+        </w:rPr>
+        <w:t xml:space="preserve">El modelo de negocio de </w:t>
+      </w:r>
       <w:r>
         <w:rPr>
           <w:rFonts w:ascii="Arial" w:hAnsi="Arial" w:eastAsia="Arial" w:cs="Arial"/>
@@ -1526,13 +1552,40 @@
         </w:rPr>
         <w:t>PetPrice</w:t>
       </w:r>
-      <w:proofErr w:type="spellEnd"/>
-      <w:r>
-        <w:rPr>
-          <w:rFonts w:ascii="Arial" w:hAnsi="Arial" w:eastAsia="Arial" w:cs="Arial"/>
-          <w:lang w:val="es-CL"/>
-        </w:rPr>
-        <w:t xml:space="preserve"> busca entregar a los usuarios finales (dueños de mascotas) una herramienta digital que centralice información de precios de productos esenciales para perros y gatos. Este modelo consta de las siguientes áreas de gestión:</w:t>
+      <w:r>
+        <w:rPr>
+          <w:rFonts w:ascii="Arial" w:hAnsi="Arial" w:eastAsia="Arial" w:cs="Arial"/>
+          <w:lang w:val="es-CL"/>
+        </w:rPr>
+        <w:t xml:space="preserve"> entrega a los dueños de perros y gatos una aplicación móvil que centraliza analiza y comunica la evolución de precios de productos esenciales para sus mascotas.</w:t>
+      </w:r>
+      <w:r>
+        <w:br/>
+      </w:r>
+      <w:r>
+        <w:rPr>
+          <w:rFonts w:ascii="Arial" w:hAnsi="Arial" w:eastAsia="Arial" w:cs="Arial"/>
+          <w:lang w:val="es-CL"/>
+        </w:rPr>
+        <w:t>El objetivo no es solo mostrar precios, sino transformar datos dispersos en información accionable, permitiendo que el usuario compre en el momento y lugar más conveniente.</w:t>
+      </w:r>
+    </w:p>
+    <w:p>
+      <w:pPr>
+        <w:pStyle w:val="Normal"/>
+        <w:ind w:left="0"/>
+        <w:jc w:val="both"/>
+        <w:rPr>
+          <w:rFonts w:ascii="Arial" w:hAnsi="Arial" w:eastAsia="Arial" w:cs="Arial"/>
+          <w:sz w:val="24"/>
+          <w:szCs w:val="24"/>
+        </w:rPr>
+      </w:pPr>
+      <w:r>
+        <w:rPr>
+          <w:rFonts w:ascii="Arial" w:hAnsi="Arial" w:eastAsia="Arial" w:cs="Arial"/>
+        </w:rPr>
+        <w:t>Las áreas de gestión que sustentan este modelo son:</w:t>
       </w:r>
     </w:p>
     <w:p>
@@ -1542,48 +1595,109 @@
           <w:ilvl w:val="0"/>
           <w:numId w:val="8"/>
         </w:numPr>
-        <w:jc w:val="both"/>
-        <w:rPr>
-          <w:rFonts w:ascii="Arial" w:hAnsi="Arial" w:eastAsia="Arial" w:cs="Arial"/>
-          <w:lang w:val="es-CL"/>
-        </w:rPr>
-      </w:pPr>
-      <w:r>
-        <w:rPr>
-          <w:rFonts w:ascii="Arial" w:hAnsi="Arial" w:eastAsia="Arial" w:cs="Arial"/>
-          <w:b/>
-          <w:bCs/>
-          <w:lang w:val="es-CL"/>
-        </w:rPr>
-        <w:t>Gestión de usuarios:</w:t>
-      </w:r>
-      <w:r>
-        <w:rPr>
-          <w:rFonts w:ascii="Arial" w:hAnsi="Arial" w:eastAsia="Arial" w:cs="Arial"/>
-          <w:lang w:val="es-CL"/>
-        </w:rPr>
-        <w:t xml:space="preserve"> </w:t>
-      </w:r>
-      <w:r>
-        <w:rPr>
-          <w:rFonts w:ascii="Arial" w:hAnsi="Arial" w:eastAsia="Arial" w:cs="Arial"/>
-          <w:lang w:val="es-CL"/>
-        </w:rPr>
-        <w:t>Registro, autenticación y administración de perfiles de</w:t>
-      </w:r>
-      <w:r>
-        <w:rPr>
-          <w:rFonts w:ascii="Arial" w:hAnsi="Arial" w:eastAsia="Arial" w:cs="Arial"/>
-          <w:lang w:val="es-CL"/>
-        </w:rPr>
-        <w:t xml:space="preserve"> </w:t>
-      </w:r>
-      <w:r>
-        <w:rPr>
-          <w:rFonts w:ascii="Arial" w:hAnsi="Arial" w:eastAsia="Arial" w:cs="Arial"/>
-          <w:lang w:val="es-CL"/>
-        </w:rPr>
-        <w:t>usuarios que utilizarán la aplicación para buscar y comparar precios.</w:t>
+        <w:rPr>
+          <w:rFonts w:ascii="Arial" w:hAnsi="Arial" w:eastAsia="Arial" w:cs="Arial"/>
+          <w:sz w:val="24"/>
+          <w:szCs w:val="24"/>
+        </w:rPr>
+      </w:pPr>
+      <w:r>
+        <w:rPr>
+          <w:rFonts w:ascii="Arial" w:hAnsi="Arial" w:eastAsia="Arial" w:cs="Arial"/>
+        </w:rPr>
+        <w:t>Gestión de usuarios</w:t>
+      </w:r>
+    </w:p>
+    <w:p>
+      <w:pPr>
+        <w:pStyle w:val="Prrafodelista"/>
+        <w:numPr>
+          <w:ilvl w:val="0"/>
+          <w:numId w:val="12"/>
+        </w:numPr>
+        <w:rPr>
+          <w:rFonts w:ascii="Arial" w:hAnsi="Arial" w:eastAsia="Arial" w:cs="Arial"/>
+          <w:sz w:val="24"/>
+          <w:szCs w:val="24"/>
+        </w:rPr>
+      </w:pPr>
+      <w:r>
+        <w:rPr>
+          <w:rFonts w:ascii="Arial" w:hAnsi="Arial" w:eastAsia="Arial" w:cs="Arial"/>
+        </w:rPr>
+        <w:t>Registro, autenticación y administración de perfiles.</w:t>
+      </w:r>
+    </w:p>
+    <w:p>
+      <w:pPr>
+        <w:pStyle w:val="Prrafodelista"/>
+        <w:numPr>
+          <w:ilvl w:val="0"/>
+          <w:numId w:val="12"/>
+        </w:numPr>
+        <w:rPr>
+          <w:rFonts w:ascii="Arial" w:hAnsi="Arial" w:eastAsia="Arial" w:cs="Arial"/>
+          <w:sz w:val="24"/>
+          <w:szCs w:val="24"/>
+        </w:rPr>
+      </w:pPr>
+      <w:r>
+        <w:rPr>
+          <w:rFonts w:ascii="Arial" w:hAnsi="Arial" w:eastAsia="Arial" w:cs="Arial"/>
+        </w:rPr>
+        <w:t xml:space="preserve">Almacenamiento seguro de preferencias y favoritos en </w:t>
+      </w:r>
+      <w:r>
+        <w:rPr>
+          <w:rFonts w:ascii="Arial" w:hAnsi="Arial" w:eastAsia="Arial" w:cs="Arial"/>
+        </w:rPr>
+        <w:t>Firebase</w:t>
+      </w:r>
+      <w:r>
+        <w:rPr>
+          <w:rFonts w:ascii="Arial" w:hAnsi="Arial" w:eastAsia="Arial" w:cs="Arial"/>
+        </w:rPr>
+        <w:t>.</w:t>
+      </w:r>
+    </w:p>
+    <w:p>
+      <w:pPr>
+        <w:pStyle w:val="Prrafodelista"/>
+        <w:numPr>
+          <w:ilvl w:val="0"/>
+          <w:numId w:val="12"/>
+        </w:numPr>
+        <w:rPr>
+          <w:rFonts w:ascii="Arial" w:hAnsi="Arial" w:eastAsia="Arial" w:cs="Arial"/>
+          <w:sz w:val="24"/>
+          <w:szCs w:val="24"/>
+        </w:rPr>
+      </w:pPr>
+      <w:r>
+        <w:rPr>
+          <w:rFonts w:ascii="Arial" w:hAnsi="Arial" w:eastAsia="Arial" w:cs="Arial"/>
+        </w:rPr>
+        <w:t>Personalización de alertas y reportes según productos de interés.</w:t>
+      </w:r>
+    </w:p>
+    <w:p>
+      <w:pPr>
+        <w:pStyle w:val="Prrafodelista"/>
+        <w:numPr>
+          <w:ilvl w:val="0"/>
+          <w:numId w:val="12"/>
+        </w:numPr>
+        <w:rPr>
+          <w:rFonts w:ascii="Arial" w:hAnsi="Arial" w:eastAsia="Arial" w:cs="Arial"/>
+          <w:sz w:val="24"/>
+          <w:szCs w:val="24"/>
+        </w:rPr>
+      </w:pPr>
+      <w:r>
+        <w:rPr>
+          <w:rFonts w:ascii="Arial" w:hAnsi="Arial" w:eastAsia="Arial" w:cs="Arial"/>
+        </w:rPr>
+        <w:t>Sincronización de datos para uso offline mediante SQLite.</w:t>
       </w:r>
     </w:p>
     <w:p>
@@ -1593,50 +1707,125 @@
           <w:ilvl w:val="0"/>
           <w:numId w:val="8"/>
         </w:numPr>
-        <w:jc w:val="both"/>
-        <w:rPr>
-          <w:rFonts w:ascii="Arial" w:hAnsi="Arial" w:eastAsia="Arial" w:cs="Arial"/>
-          <w:lang w:val="es-CL"/>
-        </w:rPr>
-      </w:pPr>
-      <w:r>
-        <w:rPr>
-          <w:rFonts w:ascii="Arial" w:hAnsi="Arial" w:eastAsia="Arial" w:cs="Arial"/>
-          <w:b/>
-          <w:bCs/>
-          <w:lang w:val="es-CL"/>
-        </w:rPr>
-        <w:t>Gestión de productos y precios:</w:t>
-      </w:r>
-      <w:r>
-        <w:rPr>
-          <w:rFonts w:ascii="Arial" w:hAnsi="Arial" w:eastAsia="Arial" w:cs="Arial"/>
-          <w:lang w:val="es-CL"/>
+        <w:rPr>
+          <w:rFonts w:ascii="Arial" w:hAnsi="Arial" w:eastAsia="Arial" w:cs="Arial"/>
+          <w:sz w:val="24"/>
+          <w:szCs w:val="24"/>
+        </w:rPr>
+      </w:pPr>
+      <w:r>
+        <w:rPr>
+          <w:rFonts w:ascii="Arial" w:hAnsi="Arial" w:eastAsia="Arial" w:cs="Arial"/>
+        </w:rPr>
+        <w:t xml:space="preserve"> G</w:t>
+      </w:r>
+      <w:r>
+        <w:rPr>
+          <w:rFonts w:ascii="Arial" w:hAnsi="Arial" w:eastAsia="Arial" w:cs="Arial"/>
+        </w:rPr>
+        <w:t xml:space="preserve">estión </w:t>
+      </w:r>
+      <w:r>
+        <w:rPr>
+          <w:rFonts w:ascii="Arial" w:hAnsi="Arial" w:eastAsia="Arial" w:cs="Arial"/>
+        </w:rPr>
+        <w:t>de productos y precios</w:t>
+      </w:r>
+    </w:p>
+    <w:p>
+      <w:pPr>
+        <w:pStyle w:val="Prrafodelista"/>
+        <w:numPr>
+          <w:ilvl w:val="0"/>
+          <w:numId w:val="13"/>
+        </w:numPr>
+        <w:rPr>
+          <w:rFonts w:ascii="Arial" w:hAnsi="Arial" w:eastAsia="Arial" w:cs="Arial"/>
+          <w:sz w:val="24"/>
+          <w:szCs w:val="24"/>
+        </w:rPr>
+      </w:pPr>
+      <w:r>
+        <w:rPr>
+          <w:rFonts w:ascii="Arial" w:hAnsi="Arial" w:eastAsia="Arial" w:cs="Arial"/>
+        </w:rPr>
+        <w:t xml:space="preserve">Base de datos en </w:t>
+      </w:r>
+      <w:r>
+        <w:rPr>
+          <w:rFonts w:ascii="Arial" w:hAnsi="Arial" w:eastAsia="Arial" w:cs="Arial"/>
+        </w:rPr>
+        <w:t>Firebase</w:t>
+      </w:r>
+      <w:r>
+        <w:rPr>
+          <w:rFonts w:ascii="Arial" w:hAnsi="Arial" w:eastAsia="Arial" w:cs="Arial"/>
         </w:rPr>
         <w:t xml:space="preserve"> </w:t>
       </w:r>
       <w:r>
         <w:rPr>
           <w:rFonts w:ascii="Arial" w:hAnsi="Arial" w:eastAsia="Arial" w:cs="Arial"/>
-          <w:lang w:val="es-CL"/>
-        </w:rPr>
-        <w:t xml:space="preserve">Administración de la base de datos de productos, junto con los precios obtenidos desde distintas tiendas mediante procesos de </w:t>
-      </w:r>
-      <w:proofErr w:type="spellStart"/>
-      <w:r>
-        <w:rPr>
-          <w:rFonts w:ascii="Arial" w:hAnsi="Arial" w:eastAsia="Arial" w:cs="Arial"/>
-          <w:lang w:val="es-CL"/>
-        </w:rPr>
-        <w:t>scraping</w:t>
-      </w:r>
-      <w:proofErr w:type="spellEnd"/>
-      <w:r>
-        <w:rPr>
-          <w:rFonts w:ascii="Arial" w:hAnsi="Arial" w:eastAsia="Arial" w:cs="Arial"/>
-          <w:lang w:val="es-CL"/>
-        </w:rPr>
-        <w:t>.</w:t>
+        </w:rPr>
+        <w:t>Firestore</w:t>
+      </w:r>
+      <w:r>
+        <w:rPr>
+          <w:rFonts w:ascii="Arial" w:hAnsi="Arial" w:eastAsia="Arial" w:cs="Arial"/>
+        </w:rPr>
+        <w:t xml:space="preserve"> que consolida información de múltiples tiendas.</w:t>
+      </w:r>
+    </w:p>
+    <w:p>
+      <w:pPr>
+        <w:pStyle w:val="Prrafodelista"/>
+        <w:numPr>
+          <w:ilvl w:val="0"/>
+          <w:numId w:val="13"/>
+        </w:numPr>
+        <w:rPr>
+          <w:rFonts w:ascii="Arial" w:hAnsi="Arial" w:eastAsia="Arial" w:cs="Arial"/>
+          <w:sz w:val="24"/>
+          <w:szCs w:val="24"/>
+        </w:rPr>
+      </w:pPr>
+      <w:r>
+        <w:rPr>
+          <w:rFonts w:ascii="Arial" w:hAnsi="Arial" w:eastAsia="Arial" w:cs="Arial"/>
+        </w:rPr>
+        <w:t xml:space="preserve">Extracción automática de datos (nombre, precio, imagen, URL) mediante Python + </w:t>
+      </w:r>
+      <w:r>
+        <w:rPr>
+          <w:rFonts w:ascii="Arial" w:hAnsi="Arial" w:eastAsia="Arial" w:cs="Arial"/>
+        </w:rPr>
+        <w:t>Scrapy</w:t>
+      </w:r>
+      <w:r>
+        <w:rPr>
+          <w:rFonts w:ascii="Arial" w:hAnsi="Arial" w:eastAsia="Arial" w:cs="Arial"/>
+        </w:rPr>
+        <w:t>, eliminando la dependencia de carga manual.</w:t>
+      </w:r>
+    </w:p>
+    <w:p>
+      <w:pPr>
+        <w:pStyle w:val="Prrafodelista"/>
+        <w:numPr>
+          <w:ilvl w:val="0"/>
+          <w:numId w:val="13"/>
+        </w:numPr>
+        <w:rPr>
+          <w:rFonts w:ascii="Arial" w:hAnsi="Arial" w:eastAsia="Arial" w:cs="Arial"/>
+          <w:sz w:val="24"/>
+          <w:szCs w:val="24"/>
+        </w:rPr>
+      </w:pPr>
+      <w:r>
+        <w:rPr>
+          <w:rFonts w:ascii="Arial" w:hAnsi="Arial" w:eastAsia="Arial" w:cs="Arial"/>
+        </w:rPr>
+        <w:t>Validación de consistencia y actualización periódica para mantener precios confiables.</w:t>
       </w:r>
     </w:p>
     <w:p>
@@ -1646,62 +1835,57 @@
           <w:ilvl w:val="0"/>
           <w:numId w:val="8"/>
         </w:numPr>
-        <w:jc w:val="both"/>
-        <w:rPr>
-          <w:rFonts w:ascii="Arial" w:hAnsi="Arial" w:eastAsia="Arial" w:cs="Arial"/>
-          <w:lang w:val="es-CL"/>
-        </w:rPr>
-      </w:pPr>
-      <w:r>
-        <w:rPr>
-          <w:rFonts w:ascii="Arial" w:hAnsi="Arial" w:eastAsia="Arial" w:cs="Arial"/>
-          <w:b/>
-          <w:bCs/>
-          <w:lang w:val="es-CL"/>
-        </w:rPr>
-        <w:t>Gestión de favoritos y alertas:</w:t>
-      </w:r>
-      <w:r>
-        <w:rPr>
-          <w:rFonts w:ascii="Arial" w:hAnsi="Arial" w:eastAsia="Arial" w:cs="Arial"/>
-          <w:lang w:val="es-CL"/>
-        </w:rPr>
-        <w:t xml:space="preserve"> </w:t>
-      </w:r>
-      <w:r>
-        <w:rPr>
-          <w:rFonts w:ascii="Arial" w:hAnsi="Arial" w:eastAsia="Arial" w:cs="Arial"/>
-          <w:lang w:val="es-CL"/>
-        </w:rPr>
-        <w:t>Módulo que permite a los usuarios marcar</w:t>
-      </w:r>
-      <w:r>
-        <w:rPr>
-          <w:rFonts w:ascii="Arial" w:hAnsi="Arial" w:eastAsia="Arial" w:cs="Arial"/>
-          <w:lang w:val="es-CL"/>
-        </w:rPr>
-        <w:t xml:space="preserve"> </w:t>
-      </w:r>
-      <w:r>
-        <w:rPr>
-          <w:rFonts w:ascii="Arial" w:hAnsi="Arial" w:eastAsia="Arial" w:cs="Arial"/>
-          <w:lang w:val="es-CL"/>
-        </w:rPr>
-        <w:t>productos como favoritos y recibir notificaciones cuando estos bajen de precio</w:t>
-      </w:r>
-      <w:r>
-        <w:rPr>
-          <w:rFonts w:ascii="Arial" w:hAnsi="Arial" w:eastAsia="Arial" w:cs="Arial"/>
-          <w:lang w:val="es-CL"/>
-        </w:rPr>
-        <w:t xml:space="preserve"> </w:t>
-      </w:r>
-      <w:r>
-        <w:rPr>
-          <w:rFonts w:ascii="Arial" w:hAnsi="Arial" w:eastAsia="Arial" w:cs="Arial"/>
-          <w:lang w:val="es-CL"/>
-        </w:rPr>
-        <w:t>o presenten variaciones significativas.</w:t>
+        <w:rPr>
+          <w:rFonts w:ascii="Arial" w:hAnsi="Arial" w:eastAsia="Arial" w:cs="Arial"/>
+          <w:sz w:val="24"/>
+          <w:szCs w:val="24"/>
+        </w:rPr>
+      </w:pPr>
+      <w:r>
+        <w:rPr>
+          <w:rFonts w:ascii="Arial" w:hAnsi="Arial" w:eastAsia="Arial" w:cs="Arial"/>
+        </w:rPr>
+        <w:t>Gestión de favoritos y alertas</w:t>
+      </w:r>
+    </w:p>
+    <w:p>
+      <w:pPr>
+        <w:pStyle w:val="Prrafodelista"/>
+        <w:numPr>
+          <w:ilvl w:val="0"/>
+          <w:numId w:val="14"/>
+        </w:numPr>
+        <w:rPr>
+          <w:rFonts w:ascii="Arial" w:hAnsi="Arial" w:eastAsia="Arial" w:cs="Arial"/>
+          <w:sz w:val="24"/>
+          <w:szCs w:val="24"/>
+        </w:rPr>
+      </w:pPr>
+      <w:r>
+        <w:rPr>
+          <w:rFonts w:ascii="Arial" w:hAnsi="Arial" w:eastAsia="Arial" w:cs="Arial"/>
+        </w:rPr>
+        <w:t>Permite marcar productos y configurar alertas de baja de precio.</w:t>
+      </w:r>
+    </w:p>
+    <w:p>
+      <w:pPr>
+        <w:pStyle w:val="Prrafodelista"/>
+        <w:numPr>
+          <w:ilvl w:val="0"/>
+          <w:numId w:val="14"/>
+        </w:numPr>
+        <w:rPr>
+          <w:rFonts w:ascii="Arial" w:hAnsi="Arial" w:eastAsia="Arial" w:cs="Arial"/>
+          <w:sz w:val="24"/>
+          <w:szCs w:val="24"/>
+        </w:rPr>
+      </w:pPr>
+      <w:r>
+        <w:rPr>
+          <w:rFonts w:ascii="Arial" w:hAnsi="Arial" w:eastAsia="Arial" w:cs="Arial"/>
+        </w:rPr>
+        <w:t>Genera notificaciones automáticas cuando el precio actual es inferior al histórico mínimo o a un umbral definido por el usuario.</w:t>
       </w:r>
     </w:p>
     <w:p>
@@ -1711,34 +1895,95 @@
           <w:ilvl w:val="0"/>
           <w:numId w:val="8"/>
         </w:numPr>
-        <w:jc w:val="both"/>
-        <w:rPr>
-          <w:rFonts w:ascii="Arial" w:hAnsi="Arial" w:eastAsia="Arial" w:cs="Arial"/>
-          <w:lang w:val="es-CL"/>
-        </w:rPr>
-      </w:pPr>
-      <w:r>
-        <w:rPr>
-          <w:rFonts w:ascii="Arial" w:hAnsi="Arial" w:eastAsia="Arial" w:cs="Arial"/>
-          <w:b/>
-          <w:bCs/>
-          <w:lang w:val="es-CL"/>
-        </w:rPr>
-        <w:t>Gestión de historial de precios:</w:t>
-      </w:r>
-      <w:r>
-        <w:rPr>
-          <w:rFonts w:ascii="Arial" w:hAnsi="Arial" w:eastAsia="Arial" w:cs="Arial"/>
-          <w:lang w:val="es-CL"/>
-        </w:rPr>
-        <w:t xml:space="preserve"> </w:t>
-      </w:r>
-      <w:r>
-        <w:rPr>
-          <w:rFonts w:ascii="Arial" w:hAnsi="Arial" w:eastAsia="Arial" w:cs="Arial"/>
-          <w:lang w:val="es-CL"/>
-        </w:rPr>
-        <w:t>Almacenamiento y visualización de la variación histórica de precios de cada producto, para que el usuario pueda tomar decisiones de compra más informadas.</w:t>
+        <w:rPr>
+          <w:rFonts w:ascii="Arial" w:hAnsi="Arial" w:eastAsia="Arial" w:cs="Arial"/>
+        </w:rPr>
+      </w:pPr>
+      <w:r>
+        <w:rPr>
+          <w:rFonts w:ascii="Arial" w:hAnsi="Arial" w:eastAsia="Arial" w:cs="Arial"/>
+        </w:rPr>
+        <w:t>Gestión de historial y análisis de variaciones de precio</w:t>
+      </w:r>
+    </w:p>
+    <w:p>
+      <w:pPr>
+        <w:pStyle w:val="Prrafodelista"/>
+        <w:numPr>
+          <w:ilvl w:val="0"/>
+          <w:numId w:val="15"/>
+        </w:numPr>
+        <w:rPr>
+          <w:rFonts w:ascii="Arial" w:hAnsi="Arial" w:eastAsia="Arial" w:cs="Arial"/>
+          <w:sz w:val="24"/>
+          <w:szCs w:val="24"/>
+        </w:rPr>
+      </w:pPr>
+      <w:r>
+        <w:rPr>
+          <w:rFonts w:ascii="Arial" w:hAnsi="Arial" w:eastAsia="Arial" w:cs="Arial"/>
+        </w:rPr>
+        <w:t>Registro continuo de precios con fechas y tiendas.</w:t>
+      </w:r>
+    </w:p>
+    <w:p>
+      <w:pPr>
+        <w:pStyle w:val="Prrafodelista"/>
+        <w:numPr>
+          <w:ilvl w:val="0"/>
+          <w:numId w:val="15"/>
+        </w:numPr>
+        <w:rPr>
+          <w:rFonts w:ascii="Arial" w:hAnsi="Arial" w:eastAsia="Arial" w:cs="Arial"/>
+          <w:sz w:val="24"/>
+          <w:szCs w:val="24"/>
+        </w:rPr>
+      </w:pPr>
+      <w:r>
+        <w:rPr>
+          <w:rFonts w:ascii="Arial" w:hAnsi="Arial" w:eastAsia="Arial" w:cs="Arial"/>
+        </w:rPr>
+        <w:t>Cálculo automático de indicadores: mínimo, máximo, promedio, variación porcentual.</w:t>
+      </w:r>
+    </w:p>
+    <w:p>
+      <w:pPr>
+        <w:pStyle w:val="Prrafodelista"/>
+        <w:numPr>
+          <w:ilvl w:val="0"/>
+          <w:numId w:val="15"/>
+        </w:numPr>
+        <w:rPr>
+          <w:rFonts w:ascii="Arial" w:hAnsi="Arial" w:eastAsia="Arial" w:cs="Arial"/>
+          <w:sz w:val="24"/>
+          <w:szCs w:val="24"/>
+        </w:rPr>
+      </w:pPr>
+      <w:r>
+        <w:rPr>
+          <w:rFonts w:ascii="Arial" w:hAnsi="Arial" w:eastAsia="Arial" w:cs="Arial"/>
+        </w:rPr>
+        <w:t>Visualización en gráficos interactivos (Chart.js) que muestran tendencias de alzas o bajas.</w:t>
+      </w:r>
+    </w:p>
+    <w:p>
+      <w:pPr>
+        <w:pStyle w:val="Prrafodelista"/>
+        <w:numPr>
+          <w:ilvl w:val="0"/>
+          <w:numId w:val="15"/>
+        </w:numPr>
+        <w:rPr>
+          <w:rFonts w:ascii="Arial" w:hAnsi="Arial" w:eastAsia="Arial" w:cs="Arial"/>
+          <w:sz w:val="24"/>
+          <w:szCs w:val="24"/>
+        </w:rPr>
+      </w:pPr>
+      <w:r>
+        <w:rPr>
+          <w:rFonts w:ascii="Arial" w:hAnsi="Arial" w:eastAsia="Arial" w:cs="Arial"/>
+        </w:rPr>
+        <w:t>Posibilidad de filtrar por periodos (última semana, mes, trimestre).</w:t>
       </w:r>
     </w:p>
     <w:p>
@@ -1748,50 +1993,89 @@
           <w:ilvl w:val="0"/>
           <w:numId w:val="8"/>
         </w:numPr>
-        <w:jc w:val="both"/>
-        <w:rPr>
-          <w:rFonts w:ascii="Arial" w:hAnsi="Arial" w:eastAsia="Arial" w:cs="Arial"/>
-          <w:lang w:val="es-CL"/>
-        </w:rPr>
-      </w:pPr>
-      <w:r>
-        <w:rPr>
-          <w:rFonts w:ascii="Arial" w:hAnsi="Arial" w:eastAsia="Arial" w:cs="Arial"/>
-          <w:b/>
-          <w:bCs/>
-          <w:lang w:val="es-CL"/>
-        </w:rPr>
-        <w:t>Generación de reportes y estadísticas:</w:t>
-      </w:r>
-      <w:r>
-        <w:rPr>
-          <w:rFonts w:ascii="Arial" w:hAnsi="Arial" w:eastAsia="Arial" w:cs="Arial"/>
-          <w:lang w:val="es-CL"/>
-        </w:rPr>
-        <w:t xml:space="preserve"> </w:t>
-      </w:r>
-      <w:r>
-        <w:rPr>
-          <w:rFonts w:ascii="Arial" w:hAnsi="Arial" w:eastAsia="Arial" w:cs="Arial"/>
-          <w:lang w:val="es-CL"/>
-        </w:rPr>
-        <w:t xml:space="preserve">Creación de reportes y métricas básicas sobre tendencias de precios y productos más buscados, con la posibilidad de ampliarse a un </w:t>
-      </w:r>
-      <w:proofErr w:type="spellStart"/>
-      <w:r>
-        <w:rPr>
-          <w:rFonts w:ascii="Arial" w:hAnsi="Arial" w:eastAsia="Arial" w:cs="Arial"/>
-          <w:lang w:val="es-CL"/>
+        <w:rPr>
+          <w:rFonts w:ascii="Arial" w:hAnsi="Arial" w:eastAsia="Arial" w:cs="Arial"/>
+          <w:sz w:val="24"/>
+          <w:szCs w:val="24"/>
+        </w:rPr>
+      </w:pPr>
+      <w:r>
+        <w:rPr>
+          <w:rFonts w:ascii="Arial" w:hAnsi="Arial" w:eastAsia="Arial" w:cs="Arial"/>
+        </w:rPr>
+        <w:t>Generación de reportes y estadísticas</w:t>
+      </w:r>
+    </w:p>
+    <w:p>
+      <w:pPr>
+        <w:pStyle w:val="Prrafodelista"/>
+        <w:numPr>
+          <w:ilvl w:val="0"/>
+          <w:numId w:val="16"/>
+        </w:numPr>
+        <w:rPr>
+          <w:rFonts w:ascii="Arial" w:hAnsi="Arial" w:eastAsia="Arial" w:cs="Arial"/>
+          <w:sz w:val="24"/>
+          <w:szCs w:val="24"/>
+        </w:rPr>
+      </w:pPr>
+      <w:r>
+        <w:rPr>
+          <w:rFonts w:ascii="Arial" w:hAnsi="Arial" w:eastAsia="Arial" w:cs="Arial"/>
+        </w:rPr>
+        <w:t>Exportación de datos y gráficos en PDF para análisis externo.</w:t>
+      </w:r>
+    </w:p>
+    <w:p>
+      <w:pPr>
+        <w:pStyle w:val="Prrafodelista"/>
+        <w:numPr>
+          <w:ilvl w:val="0"/>
+          <w:numId w:val="16"/>
+        </w:numPr>
+        <w:rPr>
+          <w:rFonts w:ascii="Arial" w:hAnsi="Arial" w:eastAsia="Arial" w:cs="Arial"/>
+          <w:sz w:val="24"/>
+          <w:szCs w:val="24"/>
+        </w:rPr>
+      </w:pPr>
+      <w:r>
+        <w:rPr>
+          <w:rFonts w:ascii="Arial" w:hAnsi="Arial" w:eastAsia="Arial" w:cs="Arial"/>
+        </w:rPr>
+        <w:t>Métricas de productos más buscados, tiendas con mayores fluctuaciones y periodos de mayor variabilidad.</w:t>
+      </w:r>
+    </w:p>
+    <w:p>
+      <w:pPr>
+        <w:pStyle w:val="Prrafodelista"/>
+        <w:numPr>
+          <w:ilvl w:val="0"/>
+          <w:numId w:val="16"/>
+        </w:numPr>
+        <w:rPr>
+          <w:rFonts w:ascii="Arial" w:hAnsi="Arial" w:eastAsia="Arial" w:cs="Arial"/>
+          <w:sz w:val="24"/>
+          <w:szCs w:val="24"/>
+        </w:rPr>
+      </w:pPr>
+      <w:r>
+        <w:rPr>
+          <w:rFonts w:ascii="Arial" w:hAnsi="Arial" w:eastAsia="Arial" w:cs="Arial"/>
+        </w:rPr>
+        <w:t xml:space="preserve">Base para un futuro </w:t>
+      </w:r>
+      <w:r>
+        <w:rPr>
+          <w:rFonts w:ascii="Arial" w:hAnsi="Arial" w:eastAsia="Arial" w:cs="Arial"/>
         </w:rPr>
         <w:t>dashboard</w:t>
       </w:r>
-      <w:proofErr w:type="spellEnd"/>
-      <w:r>
-        <w:rPr>
-          <w:rFonts w:ascii="Arial" w:hAnsi="Arial" w:eastAsia="Arial" w:cs="Arial"/>
-          <w:lang w:val="es-CL"/>
-        </w:rPr>
-        <w:t xml:space="preserve"> administrativo en etapas futuras.</w:t>
+      <w:r>
+        <w:rPr>
+          <w:rFonts w:ascii="Arial" w:hAnsi="Arial" w:eastAsia="Arial" w:cs="Arial"/>
+        </w:rPr>
+        <w:t xml:space="preserve"> administrativo para análisis de mercado o alianzas comerciales.</w:t>
       </w:r>
     </w:p>
     <w:p w14:noSpellErr="1">
@@ -1817,7 +2101,7 @@
           <w:lang w:val="es-CL"/>
         </w:rPr>
       </w:pPr>
-      <w:bookmarkStart w:name="_Toc831378717" w:id="1340539369"/>
+      <w:bookmarkStart w:name="_Toc941796332" w:id="1681693911"/>
       <w:r>
         <w:rPr>
           <w:rFonts w:ascii="Arial" w:hAnsi="Arial" w:cs="Arial"/>
@@ -1825,7 +2109,7 @@
         </w:rPr>
         <w:t>Problema</w:t>
       </w:r>
-      <w:bookmarkEnd w:id="1340539369"/>
+      <w:bookmarkEnd w:id="1681693911"/>
     </w:p>
     <w:p>
       <w:pPr>
@@ -1840,14 +2124,11 @@
           <w:szCs w:val="24"/>
           <w:lang w:val="es-ES"/>
         </w:rPr>
-        <w:t>En Chile, el cuidado de las mascotas, especialmente perros y gatos se ha convertido en una parte esencial de los hogares chilenos, con una población de mascotas que supera los 12 millones de animales. Los dueños de mascotas destinan una parte significativa de su presupuesto mensual a la compra de productos esenciales, como el alimento, que representan una parte considerable del mercado de productos para mascotas. No obstante, el mercado chileno de productos para mascotas ha crecido de manera considerable, y con ello, también lo han hecho las diferencias de precios entre supermercados, veterinarias y tiendas online.</w:t>
-      </w:r>
-    </w:p>
-    <w:p>
-      <w:pPr>
-        <w:spacing w:before="240" w:beforeAutospacing="off" w:after="240" w:afterAutospacing="off"/>
-        <w:jc w:val="both"/>
-      </w:pPr>
+        <w:t>En Chile, el cuidado de las mascotas especialmente perros y gatos—se ha consolidado como una parte esencial de los hogares, con una población que supera los 12 millones de animales según cifras del Ministerio de Salud y organizaciones de bienestar animal.</w:t>
+      </w:r>
+      <w:r>
+        <w:br/>
+      </w:r>
       <w:r>
         <w:rPr>
           <w:rFonts w:ascii="Arial" w:hAnsi="Arial" w:eastAsia="Arial" w:cs="Arial"/>
@@ -1856,8 +2137,103 @@
           <w:szCs w:val="24"/>
           <w:lang w:val="es-ES"/>
         </w:rPr>
-        <w:t>Actualmente, no existe una herramienta centralizada y automatizada que permita a los dueños de mascotas comparar precios de forma rápida y confiable, lo que genera un gran desafío. Esto provoca que los usuarios deban invertir un tiempo considerable en la búsqueda de la mejor alternativa, visitando múltiples sitios web o tiendas físicas, lo que a menudo resulta en gastos innecesarios y una toma de decisiones de compra menos informada. Esta falta de una solución integral y transparente dificulta la optimización de los gastos del hogar en un contexto donde el costo de vida es una preocupación constante para muchas familias chilenas.</w:t>
-      </w:r>
+        <w:t>Los dueños destinan una fracción importante de su presupuesto mensual a productos básicos como alimento, en un mercado que continúa creciendo año a año.</w:t>
+      </w:r>
+    </w:p>
+    <w:p>
+      <w:pPr>
+        <w:pStyle w:val="Normal"/>
+        <w:spacing w:before="240" w:beforeAutospacing="off" w:after="240" w:afterAutospacing="off"/>
+        <w:jc w:val="both"/>
+        <w:rPr>
+          <w:rFonts w:ascii="Arial" w:hAnsi="Arial" w:eastAsia="Arial" w:cs="Arial"/>
+          <w:noProof w:val="0"/>
+          <w:sz w:val="24"/>
+          <w:szCs w:val="24"/>
+          <w:lang w:val="es-ES"/>
+        </w:rPr>
+      </w:pPr>
+      <w:r>
+        <w:rPr>
+          <w:rFonts w:ascii="Arial" w:hAnsi="Arial" w:eastAsia="Arial" w:cs="Arial"/>
+          <w:noProof w:val="0"/>
+          <w:sz w:val="24"/>
+          <w:szCs w:val="24"/>
+          <w:lang w:val="es-ES"/>
+        </w:rPr>
+        <w:t>Sin embargo, este crecimiento ha traído consigo diferencias significativas de precios entre supermercados, veterinarias y tiendas online, así como fluctuaciones constantes en los valores de un mismo producto a lo largo del tiempo.</w:t>
+      </w:r>
+    </w:p>
+    <w:p>
+      <w:pPr>
+        <w:pStyle w:val="Normal"/>
+        <w:spacing w:before="240" w:beforeAutospacing="off" w:after="240" w:afterAutospacing="off"/>
+        <w:jc w:val="both"/>
+        <w:rPr>
+          <w:rFonts w:ascii="Arial" w:hAnsi="Arial" w:eastAsia="Arial" w:cs="Arial"/>
+          <w:noProof w:val="0"/>
+          <w:sz w:val="24"/>
+          <w:szCs w:val="24"/>
+          <w:lang w:val="es-ES"/>
+        </w:rPr>
+      </w:pPr>
+      <w:r>
+        <w:rPr>
+          <w:rFonts w:ascii="Arial" w:hAnsi="Arial" w:eastAsia="Arial" w:cs="Arial"/>
+          <w:noProof w:val="0"/>
+          <w:sz w:val="24"/>
+          <w:szCs w:val="24"/>
+          <w:lang w:val="es-ES"/>
+        </w:rPr>
+        <w:t>Actualmente no existe una herramienta centralizada, automatizada y con capacidad de análisis histórico que permita a los dueños de mascotas comparar precios y, además, conocer cómo han variado en distintas tiendas.</w:t>
+      </w:r>
+    </w:p>
+    <w:p>
+      <w:pPr>
+        <w:pStyle w:val="Normal"/>
+        <w:spacing w:before="240" w:beforeAutospacing="off" w:after="240" w:afterAutospacing="off"/>
+        <w:jc w:val="both"/>
+      </w:pPr>
+      <w:r>
+        <w:rPr>
+          <w:rFonts w:ascii="Arial" w:hAnsi="Arial" w:eastAsia="Arial" w:cs="Arial"/>
+          <w:noProof w:val="0"/>
+          <w:sz w:val="24"/>
+          <w:szCs w:val="24"/>
+          <w:lang w:val="es-ES"/>
+        </w:rPr>
+        <w:t>Esto obliga a los usuarios a invertir tiempo revisando múltiples sitios web o locales físicos para encontrar la mejor opción, dificultando la identificación de alzas o bajas de precio y generando decisiones de compra menos informadas.</w:t>
+      </w:r>
+    </w:p>
+    <w:p>
+      <w:pPr>
+        <w:pStyle w:val="Normal"/>
+        <w:spacing w:before="240" w:beforeAutospacing="off" w:after="240" w:afterAutospacing="off"/>
+        <w:jc w:val="both"/>
+      </w:pPr>
+      <w:r>
+        <w:rPr>
+          <w:rFonts w:ascii="Arial" w:hAnsi="Arial" w:eastAsia="Arial" w:cs="Arial"/>
+          <w:noProof w:val="0"/>
+          <w:sz w:val="24"/>
+          <w:szCs w:val="24"/>
+          <w:lang w:val="es-ES"/>
+        </w:rPr>
+        <w:t>La ausencia de una solución que entregue información consolidada y análisis de variaciones impide optimizar el gasto en un contexto de inflación y alto costo de vida, donde cada ahorro puede ser determinante para muchas familias chilenas.</w:t>
+      </w:r>
+    </w:p>
+    <w:p>
+      <w:pPr>
+        <w:spacing w:before="240" w:beforeAutospacing="off" w:after="240" w:afterAutospacing="off"/>
+        <w:jc w:val="both"/>
+        <w:rPr>
+          <w:rFonts w:ascii="Arial" w:hAnsi="Arial" w:eastAsia="Arial" w:cs="Arial"/>
+          <w:noProof w:val="0"/>
+          <w:sz w:val="24"/>
+          <w:szCs w:val="24"/>
+          <w:lang w:val="es-ES"/>
+        </w:rPr>
+      </w:pPr>
     </w:p>
     <w:p>
       <w:pPr>
@@ -1889,7 +2265,7 @@
           <w:lang w:val="es-CL"/>
         </w:rPr>
       </w:pPr>
-      <w:bookmarkStart w:name="_Toc1187289713" w:id="56794133"/>
+      <w:bookmarkStart w:name="_Toc1421279249" w:id="1307324411"/>
       <w:r>
         <w:rPr>
           <w:rFonts w:ascii="Arial" w:hAnsi="Arial" w:cs="Arial"/>
@@ -1897,7 +2273,7 @@
         </w:rPr>
         <w:t>Requerimientos específicos</w:t>
       </w:r>
-      <w:bookmarkEnd w:id="56794133"/>
+      <w:bookmarkEnd w:id="1307324411"/>
     </w:p>
     <w:p/>
     <w:p>
@@ -2205,8 +2581,8 @@
       <w:r>
         <w:rPr>
           <w:rFonts w:ascii="Arial" w:hAnsi="Arial" w:eastAsia="Arial" w:cs="Arial"/>
-          <w:b/>
-          <w:bCs/>
+          <w:b w:val="1"/>
+          <w:bCs w:val="1"/>
           <w:lang w:val="es-CL"/>
         </w:rPr>
         <w:t>Seguridad y control de acceso:</w:t>
@@ -2218,6 +2594,131 @@
         </w:rPr>
         <w:t xml:space="preserve"> creación de perfiles de usuario con distintos niveles de acceso (administrador y usuario final).</w:t>
       </w:r>
+    </w:p>
+    <w:p>
+      <w:pPr>
+        <w:pStyle w:val="Prrafodelista"/>
+        <w:numPr>
+          <w:ilvl w:val="0"/>
+          <w:numId w:val="9"/>
+        </w:numPr>
+        <w:jc w:val="both"/>
+        <w:rPr>
+          <w:rFonts w:ascii="Arial" w:hAnsi="Arial" w:eastAsia="Arial" w:cs="Arial"/>
+          <w:lang w:val="es-CL"/>
+        </w:rPr>
+      </w:pPr>
+      <w:r>
+        <w:rPr>
+          <w:rFonts w:ascii="Arial" w:hAnsi="Arial" w:eastAsia="Arial" w:cs="Arial"/>
+          <w:b w:val="1"/>
+          <w:bCs w:val="1"/>
+          <w:lang w:val="es-CL"/>
+        </w:rPr>
+        <w:t>Historial de precios interactivo:</w:t>
+      </w:r>
+      <w:r>
+        <w:rPr>
+          <w:rFonts w:ascii="Arial" w:hAnsi="Arial" w:eastAsia="Arial" w:cs="Arial"/>
+          <w:lang w:val="es-CL"/>
+        </w:rPr>
+        <w:t xml:space="preserve"> consulta de variaciones de precio por producto y por tienda en diferentes rangos de tiempo.</w:t>
+      </w:r>
+    </w:p>
+    <w:p>
+      <w:pPr>
+        <w:pStyle w:val="Prrafodelista"/>
+        <w:numPr>
+          <w:ilvl w:val="0"/>
+          <w:numId w:val="9"/>
+        </w:numPr>
+        <w:rPr>
+          <w:rFonts w:ascii="Arial" w:hAnsi="Arial" w:eastAsia="Arial" w:cs="Arial"/>
+          <w:sz w:val="24"/>
+          <w:szCs w:val="24"/>
+        </w:rPr>
+      </w:pPr>
+      <w:r>
+        <w:rPr>
+          <w:rFonts w:ascii="Arial" w:hAnsi="Arial" w:eastAsia="Arial" w:cs="Arial"/>
+          <w:b w:val="1"/>
+          <w:bCs w:val="1"/>
+        </w:rPr>
+        <w:t>Alertas de cambio:</w:t>
+      </w:r>
+      <w:r>
+        <w:rPr>
+          <w:rFonts w:ascii="Arial" w:hAnsi="Arial" w:eastAsia="Arial" w:cs="Arial"/>
+        </w:rPr>
+        <w:t xml:space="preserve"> notificación automática cuando un producto registra una baja significativa respecto a su historial.</w:t>
+      </w:r>
+    </w:p>
+    <w:p>
+      <w:pPr>
+        <w:pStyle w:val="Prrafodelista"/>
+        <w:numPr>
+          <w:ilvl w:val="0"/>
+          <w:numId w:val="9"/>
+        </w:numPr>
+        <w:rPr>
+          <w:rFonts w:ascii="Arial" w:hAnsi="Arial" w:eastAsia="Arial" w:cs="Arial"/>
+          <w:sz w:val="24"/>
+          <w:szCs w:val="24"/>
+        </w:rPr>
+      </w:pPr>
+      <w:r>
+        <w:rPr>
+          <w:rFonts w:ascii="Arial" w:hAnsi="Arial" w:eastAsia="Arial" w:cs="Arial"/>
+          <w:b w:val="1"/>
+          <w:bCs w:val="1"/>
+        </w:rPr>
+        <w:t>Comparador dinámico:</w:t>
+      </w:r>
+      <w:r>
+        <w:rPr>
+          <w:rFonts w:ascii="Arial" w:hAnsi="Arial" w:eastAsia="Arial" w:cs="Arial"/>
+        </w:rPr>
+        <w:t xml:space="preserve"> comparación entre tiendas incluyendo precios actuales y tendencia de variación.</w:t>
+      </w:r>
+    </w:p>
+    <w:p>
+      <w:pPr>
+        <w:pStyle w:val="Prrafodelista"/>
+        <w:numPr>
+          <w:ilvl w:val="0"/>
+          <w:numId w:val="9"/>
+        </w:numPr>
+        <w:rPr>
+          <w:rFonts w:ascii="Arial" w:hAnsi="Arial" w:eastAsia="Arial" w:cs="Arial"/>
+          <w:sz w:val="24"/>
+          <w:szCs w:val="24"/>
+        </w:rPr>
+      </w:pPr>
+      <w:r>
+        <w:rPr>
+          <w:rFonts w:ascii="Arial" w:hAnsi="Arial" w:eastAsia="Arial" w:cs="Arial"/>
+          <w:b w:val="1"/>
+          <w:bCs w:val="1"/>
+        </w:rPr>
+        <w:t>Opiniones y reseñas:</w:t>
+      </w:r>
+      <w:r>
+        <w:rPr>
+          <w:rFonts w:ascii="Arial" w:hAnsi="Arial" w:eastAsia="Arial" w:cs="Arial"/>
+        </w:rPr>
+        <w:t xml:space="preserve"> los usuarios pueden evaluar productos y tiendas, aportando información de calidad a la comunidad.</w:t>
+      </w:r>
+    </w:p>
+    <w:p>
+      <w:pPr>
+        <w:pStyle w:val="Prrafodelista"/>
+        <w:ind w:left="720"/>
+        <w:jc w:val="both"/>
+        <w:rPr>
+          <w:rFonts w:ascii="Arial" w:hAnsi="Arial" w:eastAsia="Arial" w:cs="Arial"/>
+          <w:lang w:val="es-CL"/>
+        </w:rPr>
+      </w:pPr>
     </w:p>
     <w:p w14:noSpellErr="1">
       <w:pPr>
@@ -2244,7 +2745,7 @@
           <w:lang w:val="es-CL"/>
         </w:rPr>
       </w:pPr>
-      <w:bookmarkStart w:name="_Toc1245505567" w:id="56946581"/>
+      <w:bookmarkStart w:name="_Toc1231692192" w:id="701424475"/>
       <w:r>
         <w:rPr>
           <w:rFonts w:ascii="Arial" w:hAnsi="Arial" w:cs="Arial"/>
@@ -2252,7 +2753,7 @@
         </w:rPr>
         <w:t>Solución</w:t>
       </w:r>
-      <w:bookmarkEnd w:id="56946581"/>
+      <w:bookmarkEnd w:id="701424475"/>
     </w:p>
     <w:p>
       <w:pPr>
@@ -2377,6 +2878,96 @@
     </w:p>
     <w:p>
       <w:pPr>
+        <w:spacing w:before="240" w:beforeAutospacing="off" w:after="240" w:afterAutospacing="off" w:line="240" w:lineRule="auto"/>
+        <w:jc w:val="both"/>
+        <w:rPr>
+          <w:rFonts w:ascii="Arial" w:hAnsi="Arial" w:eastAsia="Arial" w:cs="Arial"/>
+          <w:noProof w:val="0"/>
+          <w:sz w:val="24"/>
+          <w:szCs w:val="24"/>
+          <w:lang w:val="es-CL"/>
+        </w:rPr>
+      </w:pPr>
+      <w:r>
+        <w:rPr>
+          <w:rFonts w:ascii="Arial" w:hAnsi="Arial" w:eastAsia="Arial" w:cs="Arial"/>
+          <w:noProof w:val="0"/>
+          <w:sz w:val="24"/>
+          <w:szCs w:val="24"/>
+          <w:lang w:val="es-CL"/>
+        </w:rPr>
+        <w:t xml:space="preserve">Además, La aplicación </w:t>
+      </w:r>
+      <w:r>
+        <w:rPr>
+          <w:rFonts w:ascii="Arial" w:hAnsi="Arial" w:eastAsia="Arial" w:cs="Arial"/>
+          <w:noProof w:val="0"/>
+          <w:sz w:val="24"/>
+          <w:szCs w:val="24"/>
+          <w:lang w:val="es-CL"/>
+        </w:rPr>
+        <w:t>PetPrice</w:t>
+      </w:r>
+      <w:r>
+        <w:rPr>
+          <w:rFonts w:ascii="Arial" w:hAnsi="Arial" w:eastAsia="Arial" w:cs="Arial"/>
+          <w:noProof w:val="0"/>
+          <w:sz w:val="24"/>
+          <w:szCs w:val="24"/>
+          <w:lang w:val="es-CL"/>
+        </w:rPr>
+        <w:t xml:space="preserve"> permitirá registrar, almacenar y analizar la evolución de los precios de productos para perros y gatos en distintas tiendas. </w:t>
+      </w:r>
+    </w:p>
+    <w:p>
+      <w:pPr>
+        <w:spacing w:before="240" w:beforeAutospacing="off" w:after="240" w:afterAutospacing="off" w:line="240" w:lineRule="auto"/>
+        <w:jc w:val="both"/>
+        <w:rPr>
+          <w:rFonts w:ascii="Arial" w:hAnsi="Arial" w:eastAsia="Arial" w:cs="Arial"/>
+          <w:noProof w:val="0"/>
+          <w:sz w:val="24"/>
+          <w:szCs w:val="24"/>
+          <w:lang w:val="es-CL"/>
+        </w:rPr>
+      </w:pPr>
+      <w:r>
+        <w:rPr>
+          <w:rFonts w:ascii="Arial" w:hAnsi="Arial" w:eastAsia="Arial" w:cs="Arial"/>
+          <w:noProof w:val="0"/>
+          <w:sz w:val="24"/>
+          <w:szCs w:val="24"/>
+          <w:lang w:val="es-CL"/>
+        </w:rPr>
+        <w:t>El usuario podrá visualizar gráficos de cambios de precios, detectar si un producto está subiendo o bajando, y recibir notificaciones cuando el precio alcance un mínimo reciente.</w:t>
+      </w:r>
+    </w:p>
+    <w:p>
+      <w:pPr>
+        <w:spacing w:before="240" w:beforeAutospacing="off" w:after="240" w:afterAutospacing="off" w:line="240" w:lineRule="auto"/>
+        <w:jc w:val="both"/>
+        <w:rPr>
+          <w:rFonts w:ascii="Arial" w:hAnsi="Arial" w:eastAsia="Arial" w:cs="Arial"/>
+          <w:noProof w:val="0"/>
+          <w:sz w:val="24"/>
+          <w:szCs w:val="24"/>
+          <w:lang w:val="es-CL"/>
+        </w:rPr>
+      </w:pPr>
+      <w:r>
+        <w:rPr>
+          <w:rFonts w:ascii="Arial" w:hAnsi="Arial" w:eastAsia="Arial" w:cs="Arial"/>
+          <w:noProof w:val="0"/>
+          <w:sz w:val="24"/>
+          <w:szCs w:val="24"/>
+          <w:lang w:val="es-CL"/>
+        </w:rPr>
+        <w:t>De este modo, cada persona contará con una base de datos histórica para tomar decisiones de compra informadas.”</w:t>
+      </w:r>
+    </w:p>
+    <w:p>
+      <w:pPr>
+        <w:spacing w:line="240" w:lineRule="auto"/>
         <w:jc w:val="both"/>
         <w:rPr>
           <w:rFonts w:ascii="Arial" w:hAnsi="Arial" w:eastAsia="Arial" w:cs="Arial"/>
@@ -2420,7 +3011,7 @@
           <w:lang w:val="es-CL"/>
         </w:rPr>
       </w:pPr>
-      <w:bookmarkStart w:name="_Toc393258173" w:id="1811555584"/>
+      <w:bookmarkStart w:name="_Toc158190548" w:id="946569522"/>
       <w:r>
         <w:rPr>
           <w:rFonts w:ascii="Arial" w:hAnsi="Arial" w:cs="Arial"/>
@@ -2428,7 +3019,7 @@
         </w:rPr>
         <w:t>Funcionalidades del producto</w:t>
       </w:r>
-      <w:bookmarkEnd w:id="1811555584"/>
+      <w:bookmarkEnd w:id="946569522"/>
     </w:p>
     <w:p>
       <w:pPr>
@@ -2447,15 +3038,32 @@
         <w:jc w:val="both"/>
         <w:rPr>
           <w:rFonts w:ascii="Arial" w:hAnsi="Arial" w:eastAsia="Arial" w:cs="Arial"/>
-          <w:lang w:val="es-CL"/>
-        </w:rPr>
-      </w:pPr>
-      <w:r>
-        <w:rPr>
-          <w:rFonts w:ascii="Arial" w:hAnsi="Arial" w:eastAsia="Arial" w:cs="Arial"/>
-          <w:lang w:val="es-CL"/>
-        </w:rPr>
-        <w:t>Administración y gestión de productos esenciales para perros y gatos.</w:t>
+          <w:noProof w:val="0"/>
+          <w:sz w:val="24"/>
+          <w:szCs w:val="24"/>
+          <w:lang w:val="es-CL"/>
+        </w:rPr>
+      </w:pPr>
+      <w:r>
+        <w:rPr>
+          <w:rFonts w:ascii="Arial" w:hAnsi="Arial" w:eastAsia="Arial" w:cs="Arial"/>
+          <w:b w:val="1"/>
+          <w:bCs w:val="1"/>
+          <w:noProof w:val="0"/>
+          <w:lang w:val="es-CL"/>
+        </w:rPr>
+        <w:t>Administración y gestión de productos:</w:t>
+      </w:r>
+      <w:r>
+        <w:br/>
+      </w:r>
+      <w:r>
+        <w:rPr>
+          <w:rFonts w:ascii="Arial" w:hAnsi="Arial" w:eastAsia="Arial" w:cs="Arial"/>
+          <w:noProof w:val="0"/>
+          <w:lang w:val="es-CL"/>
+        </w:rPr>
+        <w:t>Permite la gestión completa de productos esenciales para perros y gatos, principalmente alimentos secos, incluyendo su descripción, marca, presentación y categoría.</w:t>
       </w:r>
     </w:p>
     <w:p>
@@ -2465,32 +3073,35 @@
           <w:ilvl w:val="0"/>
           <w:numId w:val="10"/>
         </w:numPr>
-        <w:jc w:val="both"/>
-        <w:rPr>
-          <w:rFonts w:ascii="Arial" w:hAnsi="Arial" w:eastAsia="Arial" w:cs="Arial"/>
-          <w:lang w:val="es-CL"/>
-        </w:rPr>
-      </w:pPr>
-      <w:r>
-        <w:rPr>
-          <w:rFonts w:ascii="Arial" w:hAnsi="Arial" w:eastAsia="Arial" w:cs="Arial"/>
-          <w:lang w:val="es-CL"/>
-        </w:rPr>
-        <w:t xml:space="preserve">Registro de usuarios que podrán acceder </w:t>
-      </w:r>
-      <w:r>
-        <w:rPr>
-          <w:rFonts w:ascii="Arial" w:hAnsi="Arial" w:eastAsia="Arial" w:cs="Arial"/>
-          <w:lang w:val="es-CL"/>
-        </w:rPr>
-        <w:t>a su perfil</w:t>
-      </w:r>
-      <w:r>
-        <w:rPr>
-          <w:rFonts w:ascii="Arial" w:hAnsi="Arial" w:eastAsia="Arial" w:cs="Arial"/>
-          <w:lang w:val="es-CL"/>
-        </w:rPr>
-        <w:t xml:space="preserve"> y gestionar sus listas personalizadas de productos.</w:t>
+        <w:spacing w:before="240" w:beforeAutospacing="off" w:after="240" w:afterAutospacing="off"/>
+        <w:rPr>
+          <w:rFonts w:ascii="Arial" w:hAnsi="Arial" w:eastAsia="Arial" w:cs="Arial"/>
+          <w:noProof w:val="0"/>
+          <w:sz w:val="24"/>
+          <w:szCs w:val="24"/>
+          <w:lang w:val="es-CL"/>
+        </w:rPr>
+      </w:pPr>
+      <w:r>
+        <w:rPr>
+          <w:rFonts w:ascii="Arial" w:hAnsi="Arial" w:eastAsia="Arial" w:cs="Arial"/>
+          <w:b w:val="1"/>
+          <w:bCs w:val="1"/>
+          <w:noProof w:val="0"/>
+          <w:lang w:val="es-CL"/>
+        </w:rPr>
+        <w:t>Registro y gestión de usuarios:</w:t>
+      </w:r>
+      <w:r>
+        <w:br/>
+      </w:r>
+      <w:r>
+        <w:rPr>
+          <w:rFonts w:ascii="Arial" w:hAnsi="Arial" w:eastAsia="Arial" w:cs="Arial"/>
+          <w:noProof w:val="0"/>
+          <w:lang w:val="es-CL"/>
+        </w:rPr>
+        <w:t>Los usuarios podrán crear perfiles seguros, acceder a su información personal y gestionar listas personalizadas de productos favoritos, así como sus alertas de precios.</w:t>
       </w:r>
     </w:p>
     <w:p>
@@ -2500,18 +3111,35 @@
           <w:ilvl w:val="0"/>
           <w:numId w:val="10"/>
         </w:numPr>
-        <w:jc w:val="both"/>
-        <w:rPr>
-          <w:rFonts w:ascii="Arial" w:hAnsi="Arial" w:eastAsia="Arial" w:cs="Arial"/>
-          <w:lang w:val="es-CL"/>
-        </w:rPr>
-      </w:pPr>
-      <w:r>
-        <w:rPr>
-          <w:rFonts w:ascii="Arial" w:hAnsi="Arial" w:eastAsia="Arial" w:cs="Arial"/>
-          <w:lang w:val="es-CL"/>
-        </w:rPr>
-        <w:t>Búsqueda y comparación de precios de productos entre distintas tiendas físicas y online.</w:t>
+        <w:spacing w:before="240" w:beforeAutospacing="off" w:after="240" w:afterAutospacing="off"/>
+        <w:rPr>
+          <w:rFonts w:ascii="Arial" w:hAnsi="Arial" w:eastAsia="Arial" w:cs="Arial"/>
+          <w:noProof w:val="0"/>
+          <w:sz w:val="24"/>
+          <w:szCs w:val="24"/>
+          <w:lang w:val="es-CL"/>
+        </w:rPr>
+      </w:pPr>
+      <w:r>
+        <w:rPr>
+          <w:rFonts w:ascii="Arial" w:hAnsi="Arial" w:eastAsia="Arial" w:cs="Arial"/>
+          <w:b w:val="1"/>
+          <w:bCs w:val="1"/>
+          <w:noProof w:val="0"/>
+          <w:lang w:val="es-CL"/>
+        </w:rPr>
+        <w:t>Búsqueda y comparación de precios:</w:t>
+      </w:r>
+      <w:r>
+        <w:br/>
+      </w:r>
+      <w:r>
+        <w:rPr>
+          <w:rFonts w:ascii="Arial" w:hAnsi="Arial" w:eastAsia="Arial" w:cs="Arial"/>
+          <w:noProof w:val="0"/>
+          <w:lang w:val="es-CL"/>
+        </w:rPr>
+        <w:t>Posibilidad de buscar productos y comparar precios entre distintas tiendas físicas y online, con información actualizada y fechas de registro de precios.</w:t>
       </w:r>
     </w:p>
     <w:p>
@@ -2521,18 +3149,35 @@
           <w:ilvl w:val="0"/>
           <w:numId w:val="10"/>
         </w:numPr>
-        <w:jc w:val="both"/>
-        <w:rPr>
-          <w:rFonts w:ascii="Arial" w:hAnsi="Arial" w:eastAsia="Arial" w:cs="Arial"/>
-          <w:lang w:val="es-CL"/>
-        </w:rPr>
-      </w:pPr>
-      <w:r>
-        <w:rPr>
-          <w:rFonts w:ascii="Arial" w:hAnsi="Arial" w:eastAsia="Arial" w:cs="Arial"/>
-          <w:lang w:val="es-CL"/>
-        </w:rPr>
-        <w:t>Posibilidad de marcar productos como favoritos y recibir alertas de cambios de precio.</w:t>
+        <w:spacing w:before="240" w:beforeAutospacing="off" w:after="240" w:afterAutospacing="off"/>
+        <w:rPr>
+          <w:rFonts w:ascii="Arial" w:hAnsi="Arial" w:eastAsia="Arial" w:cs="Arial"/>
+          <w:noProof w:val="0"/>
+          <w:sz w:val="24"/>
+          <w:szCs w:val="24"/>
+          <w:lang w:val="es-CL"/>
+        </w:rPr>
+      </w:pPr>
+      <w:r>
+        <w:rPr>
+          <w:rFonts w:ascii="Arial" w:hAnsi="Arial" w:eastAsia="Arial" w:cs="Arial"/>
+          <w:b w:val="1"/>
+          <w:bCs w:val="1"/>
+          <w:noProof w:val="0"/>
+          <w:lang w:val="es-CL"/>
+        </w:rPr>
+        <w:t>Favoritos y alertas de precios:</w:t>
+      </w:r>
+      <w:r>
+        <w:br/>
+      </w:r>
+      <w:r>
+        <w:rPr>
+          <w:rFonts w:ascii="Arial" w:hAnsi="Arial" w:eastAsia="Arial" w:cs="Arial"/>
+          <w:noProof w:val="0"/>
+          <w:lang w:val="es-CL"/>
+        </w:rPr>
+        <w:t>Los usuarios podrán marcar productos como favoritos y recibir notificaciones automáticas cuando haya variaciones significativas de precio, promociones o descuentos.</w:t>
       </w:r>
     </w:p>
     <w:p>
@@ -2542,18 +3187,35 @@
           <w:ilvl w:val="0"/>
           <w:numId w:val="10"/>
         </w:numPr>
-        <w:jc w:val="both"/>
-        <w:rPr>
-          <w:rFonts w:ascii="Arial" w:hAnsi="Arial" w:eastAsia="Arial" w:cs="Arial"/>
-          <w:lang w:val="es-CL"/>
-        </w:rPr>
-      </w:pPr>
-      <w:r>
-        <w:rPr>
-          <w:rFonts w:ascii="Arial" w:hAnsi="Arial" w:eastAsia="Arial" w:cs="Arial"/>
-          <w:lang w:val="es-CL"/>
-        </w:rPr>
-        <w:t>Visualización del historial de precios en gráficos simples e intuitivos.</w:t>
+        <w:spacing w:before="240" w:beforeAutospacing="off" w:after="240" w:afterAutospacing="off"/>
+        <w:rPr>
+          <w:rFonts w:ascii="Arial" w:hAnsi="Arial" w:eastAsia="Arial" w:cs="Arial"/>
+          <w:noProof w:val="0"/>
+          <w:sz w:val="24"/>
+          <w:szCs w:val="24"/>
+          <w:lang w:val="es-CL"/>
+        </w:rPr>
+      </w:pPr>
+      <w:r>
+        <w:rPr>
+          <w:rFonts w:ascii="Arial" w:hAnsi="Arial" w:eastAsia="Arial" w:cs="Arial"/>
+          <w:b w:val="1"/>
+          <w:bCs w:val="1"/>
+          <w:noProof w:val="0"/>
+          <w:lang w:val="es-CL"/>
+        </w:rPr>
+        <w:t>Historial de precios y visualización gráfica:</w:t>
+      </w:r>
+      <w:r>
+        <w:br/>
+      </w:r>
+      <w:r>
+        <w:rPr>
+          <w:rFonts w:ascii="Arial" w:hAnsi="Arial" w:eastAsia="Arial" w:cs="Arial"/>
+          <w:noProof w:val="0"/>
+          <w:lang w:val="es-CL"/>
+        </w:rPr>
+        <w:t>Mostrar la evolución histórica de los precios mediante gráficos interactivos e intuitivos, facilitando la toma de decisiones de compra.</w:t>
       </w:r>
     </w:p>
     <w:p>
@@ -2563,18 +3225,35 @@
           <w:ilvl w:val="0"/>
           <w:numId w:val="10"/>
         </w:numPr>
-        <w:jc w:val="both"/>
-        <w:rPr>
-          <w:rFonts w:ascii="Arial" w:hAnsi="Arial" w:eastAsia="Arial" w:cs="Arial"/>
-          <w:lang w:val="es-CL"/>
-        </w:rPr>
-      </w:pPr>
-      <w:r>
-        <w:rPr>
-          <w:rFonts w:ascii="Arial" w:hAnsi="Arial" w:eastAsia="Arial" w:cs="Arial"/>
-          <w:lang w:val="es-CL"/>
-        </w:rPr>
-        <w:t>Registro y visualización de opiniones o reseñas de usuarios sobre productos y tiendas.</w:t>
+        <w:spacing w:before="240" w:beforeAutospacing="off" w:after="240" w:afterAutospacing="off"/>
+        <w:rPr>
+          <w:rFonts w:ascii="Arial" w:hAnsi="Arial" w:eastAsia="Arial" w:cs="Arial"/>
+          <w:noProof w:val="0"/>
+          <w:sz w:val="24"/>
+          <w:szCs w:val="24"/>
+          <w:lang w:val="es-CL"/>
+        </w:rPr>
+      </w:pPr>
+      <w:r>
+        <w:rPr>
+          <w:rFonts w:ascii="Arial" w:hAnsi="Arial" w:eastAsia="Arial" w:cs="Arial"/>
+          <w:b w:val="1"/>
+          <w:bCs w:val="1"/>
+          <w:noProof w:val="0"/>
+          <w:lang w:val="es-CL"/>
+        </w:rPr>
+        <w:t>Opiniones y valoraciones de usuarios:</w:t>
+      </w:r>
+      <w:r>
+        <w:br/>
+      </w:r>
+      <w:r>
+        <w:rPr>
+          <w:rFonts w:ascii="Arial" w:hAnsi="Arial" w:eastAsia="Arial" w:cs="Arial"/>
+          <w:noProof w:val="0"/>
+          <w:lang w:val="es-CL"/>
+        </w:rPr>
+        <w:t>Registro y visualización de comentarios, reseñas y valoraciones de productos y tiendas, contribuyendo a una comunidad confiable e informada.</w:t>
       </w:r>
     </w:p>
     <w:p>
@@ -2584,32 +3263,35 @@
           <w:ilvl w:val="0"/>
           <w:numId w:val="10"/>
         </w:numPr>
-        <w:jc w:val="both"/>
-        <w:rPr>
-          <w:rFonts w:ascii="Arial" w:hAnsi="Arial" w:eastAsia="Arial" w:cs="Arial"/>
-          <w:lang w:val="es-CL"/>
-        </w:rPr>
-      </w:pPr>
-      <w:r>
-        <w:rPr>
-          <w:rFonts w:ascii="Arial" w:hAnsi="Arial" w:eastAsia="Arial" w:cs="Arial"/>
-          <w:lang w:val="es-CL"/>
-        </w:rPr>
-        <w:t xml:space="preserve">Generación de reportes y estadísticas básicas sobre tendencias de precios y productos </w:t>
-      </w:r>
-      <w:r>
-        <w:rPr>
-          <w:rFonts w:ascii="Arial" w:hAnsi="Arial" w:eastAsia="Arial" w:cs="Arial"/>
-          <w:lang w:val="es-CL"/>
-        </w:rPr>
-        <w:t>seleccionados</w:t>
-      </w:r>
-      <w:r>
-        <w:rPr>
-          <w:rFonts w:ascii="Arial" w:hAnsi="Arial" w:eastAsia="Arial" w:cs="Arial"/>
-          <w:lang w:val="es-CL"/>
-        </w:rPr>
-        <w:t>.</w:t>
+        <w:spacing w:before="240" w:beforeAutospacing="off" w:after="240" w:afterAutospacing="off"/>
+        <w:rPr>
+          <w:rFonts w:ascii="Arial" w:hAnsi="Arial" w:eastAsia="Arial" w:cs="Arial"/>
+          <w:noProof w:val="0"/>
+          <w:sz w:val="24"/>
+          <w:szCs w:val="24"/>
+          <w:lang w:val="es-CL"/>
+        </w:rPr>
+      </w:pPr>
+      <w:r>
+        <w:rPr>
+          <w:rFonts w:ascii="Arial" w:hAnsi="Arial" w:eastAsia="Arial" w:cs="Arial"/>
+          <w:b w:val="1"/>
+          <w:bCs w:val="1"/>
+          <w:noProof w:val="0"/>
+          <w:lang w:val="es-CL"/>
+        </w:rPr>
+        <w:t>Reportes y estadísticas avanzadas:</w:t>
+      </w:r>
+      <w:r>
+        <w:br/>
+      </w:r>
+      <w:r>
+        <w:rPr>
+          <w:rFonts w:ascii="Arial" w:hAnsi="Arial" w:eastAsia="Arial" w:cs="Arial"/>
+          <w:noProof w:val="0"/>
+          <w:lang w:val="es-CL"/>
+        </w:rPr>
+        <w:t>Generación de reportes sobre los productos más buscados, más favoritos o con mayor variación de precios, ayudando tanto a usuarios como a administradores a identificar tendencias.</w:t>
       </w:r>
     </w:p>
     <w:p>
@@ -2619,25 +3301,144 @@
           <w:ilvl w:val="0"/>
           <w:numId w:val="10"/>
         </w:numPr>
+        <w:spacing w:before="240" w:beforeAutospacing="off" w:after="240" w:afterAutospacing="off"/>
+        <w:rPr>
+          <w:rFonts w:ascii="Arial" w:hAnsi="Arial" w:eastAsia="Arial" w:cs="Arial"/>
+          <w:sz w:val="24"/>
+          <w:szCs w:val="24"/>
+        </w:rPr>
+      </w:pPr>
+      <w:r>
+        <w:rPr>
+          <w:rFonts w:ascii="Arial" w:hAnsi="Arial" w:eastAsia="Arial" w:cs="Arial"/>
+          <w:b w:val="1"/>
+          <w:bCs w:val="1"/>
+          <w:noProof w:val="0"/>
+          <w:sz w:val="24"/>
+          <w:szCs w:val="24"/>
+          <w:lang w:val="es-CL"/>
+        </w:rPr>
+        <w:t>Seguridad y control de acceso:</w:t>
+      </w:r>
+      <w:r>
+        <w:br/>
+      </w:r>
+      <w:r>
+        <w:rPr>
+          <w:rFonts w:ascii="Arial" w:hAnsi="Arial" w:eastAsia="Arial" w:cs="Arial"/>
+          <w:noProof w:val="0"/>
+          <w:sz w:val="24"/>
+          <w:szCs w:val="24"/>
+          <w:lang w:val="es-CL"/>
+        </w:rPr>
+        <w:t>Autenticación segura mediante registro y contraseña, con distintos niveles de permisos:</w:t>
+      </w:r>
+      <w:r>
+        <w:rPr>
+          <w:rFonts w:ascii="Arial" w:hAnsi="Arial" w:eastAsia="Arial" w:cs="Arial"/>
+          <w:noProof w:val="0"/>
+          <w:sz w:val="24"/>
+          <w:szCs w:val="24"/>
+          <w:lang w:val="es-CL"/>
+        </w:rPr>
+        <w:t xml:space="preserve"> </w:t>
+      </w:r>
+    </w:p>
+    <w:p>
+      <w:pPr>
+        <w:pStyle w:val="Prrafodelista"/>
+        <w:numPr>
+          <w:ilvl w:val="0"/>
+          <w:numId w:val="17"/>
+        </w:numPr>
+        <w:spacing w:before="240" w:beforeAutospacing="off" w:after="240" w:afterAutospacing="off"/>
+        <w:rPr>
+          <w:rFonts w:ascii="Arial" w:hAnsi="Arial" w:eastAsia="Arial" w:cs="Arial"/>
+          <w:sz w:val="24"/>
+          <w:szCs w:val="24"/>
+        </w:rPr>
+      </w:pPr>
+      <w:r>
+        <w:rPr>
+          <w:rFonts w:ascii="Arial" w:hAnsi="Arial" w:eastAsia="Arial" w:cs="Arial"/>
+        </w:rPr>
+        <w:t>Administrador: gestión completa de productos y usuarios.</w:t>
+      </w:r>
+    </w:p>
+    <w:p>
+      <w:pPr>
+        <w:pStyle w:val="Prrafodelista"/>
+        <w:numPr>
+          <w:ilvl w:val="0"/>
+          <w:numId w:val="17"/>
+        </w:numPr>
+        <w:rPr>
+          <w:rFonts w:ascii="Arial" w:hAnsi="Arial" w:eastAsia="Arial" w:cs="Arial"/>
+          <w:sz w:val="24"/>
+          <w:szCs w:val="24"/>
+        </w:rPr>
+      </w:pPr>
+      <w:r>
+        <w:rPr>
+          <w:rFonts w:ascii="Arial" w:hAnsi="Arial" w:eastAsia="Arial" w:cs="Arial"/>
+        </w:rPr>
+        <w:t>Usuario final: acceso a favoritos, alertas, historial de precios y opiniones.</w:t>
+      </w:r>
+    </w:p>
+    <w:p>
+      <w:pPr>
+        <w:pStyle w:val="Prrafodelista"/>
+        <w:numPr>
+          <w:ilvl w:val="0"/>
+          <w:numId w:val="19"/>
+        </w:numPr>
+        <w:rPr>
+          <w:rFonts w:ascii="Arial" w:hAnsi="Arial" w:eastAsia="Arial" w:cs="Arial"/>
+          <w:noProof w:val="0"/>
+          <w:lang w:val="es-ES"/>
+        </w:rPr>
+      </w:pPr>
+      <w:r>
+        <w:rPr>
+          <w:rFonts w:ascii="Arial" w:hAnsi="Arial" w:eastAsia="Arial" w:cs="Arial"/>
+          <w:b w:val="1"/>
+          <w:bCs w:val="1"/>
+          <w:noProof w:val="0"/>
+          <w:lang w:val="es-ES"/>
+        </w:rPr>
+        <w:t>Compatibilidad y optimización móvil:</w:t>
+      </w:r>
+      <w:r>
+        <w:br/>
+      </w:r>
+      <w:r>
+        <w:rPr>
+          <w:rFonts w:ascii="Arial" w:hAnsi="Arial" w:eastAsia="Arial" w:cs="Arial"/>
+          <w:noProof w:val="0"/>
+          <w:lang w:val="es-ES"/>
+        </w:rPr>
+        <w:t>La aplicación estará optimizada para dispositivos móviles, asegurando una experiencia de usuario fluida y rápida.</w:t>
+      </w:r>
+    </w:p>
+    <w:p>
+      <w:pPr>
+        <w:pStyle w:val="Prrafodelista"/>
+        <w:spacing w:before="240" w:beforeAutospacing="off" w:after="240" w:afterAutospacing="off"/>
+        <w:ind w:left="720"/>
+        <w:rPr>
+          <w:rFonts w:ascii="Arial" w:hAnsi="Arial" w:eastAsia="Arial" w:cs="Arial"/>
+          <w:noProof w:val="0"/>
+          <w:sz w:val="24"/>
+          <w:szCs w:val="24"/>
+          <w:lang w:val="es-CL"/>
+        </w:rPr>
+      </w:pPr>
+    </w:p>
+    <w:p>
+      <w:pPr>
         <w:jc w:val="both"/>
         <w:rPr>
           <w:rFonts w:ascii="Arial" w:hAnsi="Arial" w:eastAsia="Arial" w:cs="Arial"/>
-          <w:lang w:val="es-CL"/>
-        </w:rPr>
-      </w:pPr>
-      <w:r>
-        <w:rPr>
-          <w:rFonts w:ascii="Arial" w:hAnsi="Arial" w:eastAsia="Arial" w:cs="Arial"/>
-          <w:lang w:val="es-CL"/>
-        </w:rPr>
-        <w:t>Seguridad en el acceso mediante registro, autenticación y control de permisos de usuario.</w:t>
-      </w:r>
-    </w:p>
-    <w:p>
-      <w:pPr>
-        <w:jc w:val="both"/>
-        <w:rPr>
-          <w:rFonts w:ascii="Arial" w:hAnsi="Arial" w:eastAsia="Arial" w:cs="Arial"/>
         </w:rPr>
       </w:pPr>
     </w:p>
@@ -2654,7 +3455,7 @@
           <w:lang w:val="es-CL"/>
         </w:rPr>
       </w:pPr>
-      <w:bookmarkStart w:name="_Toc419930059" w:id="658450092"/>
+      <w:bookmarkStart w:name="_Toc1048754463" w:id="1154034564"/>
       <w:r>
         <w:rPr>
           <w:rFonts w:ascii="Arial" w:hAnsi="Arial" w:cs="Arial"/>
@@ -2662,18 +3463,27 @@
         </w:rPr>
         <w:t>Casos de uso (General)</w:t>
       </w:r>
-      <w:bookmarkEnd w:id="658450092"/>
-    </w:p>
-    <w:p>
-      <w:pPr>
+      <w:bookmarkEnd w:id="1154034564"/>
+    </w:p>
+    <w:p>
+      <w:pPr>
+        <w:pStyle w:val="Normal"/>
+        <w:rPr>
+          <w:lang w:val="es-CL"/>
+        </w:rPr>
+      </w:pPr>
+    </w:p>
+    <w:p>
+      <w:pPr>
+        <w:pStyle w:val="Normal"/>
         <w:jc w:val="center"/>
       </w:pPr>
       <w:r>
         <w:drawing>
-          <wp:inline wp14:editId="3F267529" wp14:anchorId="181B325A">
-            <wp:extent cx="3410426" cy="5229955"/>
+          <wp:inline wp14:editId="1BECEB9A" wp14:anchorId="0A305032">
+            <wp:extent cx="3162300" cy="6188148"/>
             <wp:effectExtent l="0" t="0" r="0" b="0"/>
-            <wp:docPr id="2005451210" name="drawing"/>
+            <wp:docPr id="966353733" name="drawing"/>
             <wp:cNvGraphicFramePr>
               <a:graphicFrameLocks noChangeAspect="1"/>
             </wp:cNvGraphicFramePr>
@@ -2681,14 +3491,14 @@
               <a:graphicData xmlns:a="http://schemas.openxmlformats.org/drawingml/2006/main" uri="http://schemas.openxmlformats.org/drawingml/2006/picture">
                 <pic:pic xmlns:pic="http://schemas.openxmlformats.org/drawingml/2006/picture">
                   <pic:nvPicPr>
-                    <pic:cNvPr id="2005451210" name=""/>
+                    <pic:cNvPr id="966353733" name=""/>
                     <pic:cNvPicPr/>
                   </pic:nvPicPr>
                   <pic:blipFill>
-                    <a:blip xmlns:r="http://schemas.openxmlformats.org/officeDocument/2006/relationships" r:embed="rId140985630">
+                    <a:blip xmlns:r="http://schemas.openxmlformats.org/officeDocument/2006/relationships" r:embed="rId770771445">
                       <a:extLst>
-                        <a:ext xmlns:a="http://schemas.openxmlformats.org/drawingml/2006/main" uri="{28A0092B-C50C-407E-A947-70E740481C1C}">
-                          <a14:useLocalDpi xmlns:a14="http://schemas.microsoft.com/office/drawing/2010/main" val="0"/>
+                        <a:ext uri="{28A0092B-C50C-407E-A947-70E740481C1C}">
+                          <a14:useLocalDpi xmlns:a14="http://schemas.microsoft.com/office/drawing/2010/main"/>
                         </a:ext>
                       </a:extLst>
                     </a:blip>
@@ -2697,9 +3507,9 @@
                     </a:stretch>
                   </pic:blipFill>
                   <pic:spPr>
-                    <a:xfrm>
+                    <a:xfrm rot="0">
                       <a:off x="0" y="0"/>
-                      <a:ext cx="3410426" cy="5229955"/>
+                      <a:ext cx="3162300" cy="6188148"/>
                     </a:xfrm>
                     <a:prstGeom prst="rect">
                       <a:avLst/>
@@ -3696,6 +4506,83 @@
           </w:p>
         </w:tc>
       </w:tr>
+      <w:tr>
+        <w:trPr>
+          <w:trHeight w:val="300"/>
+        </w:trPr>
+        <w:tc>
+          <w:tcPr>
+            <w:tcW w:w="3005" w:type="dxa"/>
+            <w:tcMar/>
+          </w:tcPr>
+          <w:p>
+            <w:pPr>
+              <w:pStyle w:val="Normal"/>
+              <w:rPr>
+                <w:rFonts w:ascii="Arial" w:hAnsi="Arial" w:eastAsia="Arial" w:cs="Arial"/>
+              </w:rPr>
+            </w:pPr>
+            <w:r>
+              <w:rPr>
+                <w:rFonts w:ascii="Arial" w:hAnsi="Arial" w:eastAsia="Arial" w:cs="Arial"/>
+              </w:rPr>
+              <w:t>CU 14</w:t>
+            </w:r>
+          </w:p>
+        </w:tc>
+        <w:tc>
+          <w:tcPr>
+            <w:tcW w:w="3005" w:type="dxa"/>
+            <w:tcMar/>
+          </w:tcPr>
+          <w:p>
+            <w:pPr>
+              <w:pStyle w:val="Normal"/>
+              <w:rPr>
+                <w:rFonts w:ascii="Arial" w:hAnsi="Arial" w:eastAsia="Arial" w:cs="Arial"/>
+              </w:rPr>
+            </w:pPr>
+            <w:r>
+              <w:rPr>
+                <w:rFonts w:ascii="Arial" w:hAnsi="Arial" w:eastAsia="Arial" w:cs="Arial"/>
+              </w:rPr>
+              <w:t>Analizar variaciones de precio</w:t>
+            </w:r>
+          </w:p>
+        </w:tc>
+        <w:tc>
+          <w:tcPr>
+            <w:tcW w:w="3005" w:type="dxa"/>
+            <w:tcMar/>
+          </w:tcPr>
+          <w:p>
+            <w:pPr>
+              <w:pStyle w:val="Normal"/>
+              <w:rPr>
+                <w:rFonts w:ascii="Arial" w:hAnsi="Arial" w:eastAsia="Arial" w:cs="Arial"/>
+              </w:rPr>
+            </w:pPr>
+            <w:r>
+              <w:rPr>
+                <w:rFonts w:ascii="Arial" w:hAnsi="Arial" w:eastAsia="Arial" w:cs="Arial"/>
+              </w:rPr>
+              <w:t>RF-</w:t>
+            </w:r>
+            <w:r>
+              <w:rPr>
+                <w:rFonts w:ascii="Arial" w:hAnsi="Arial" w:eastAsia="Arial" w:cs="Arial"/>
+              </w:rPr>
+              <w:t>3, RF</w:t>
+            </w:r>
+            <w:r>
+              <w:rPr>
+                <w:rFonts w:ascii="Arial" w:hAnsi="Arial" w:eastAsia="Arial" w:cs="Arial"/>
+              </w:rPr>
+              <w:t>-14, RF-15, RF-16</w:t>
+            </w:r>
+          </w:p>
+        </w:tc>
+      </w:tr>
     </w:tbl>
     <w:p>
       <w:pPr>
@@ -3726,7 +4613,7 @@
           <w:lang w:val="es-CL"/>
         </w:rPr>
       </w:pPr>
-      <w:bookmarkStart w:name="_Toc1443150544" w:id="1903408896"/>
+      <w:bookmarkStart w:name="_Toc817535638" w:id="871576719"/>
       <w:r>
         <w:rPr>
           <w:rFonts w:ascii="Arial" w:hAnsi="Arial" w:cs="Arial"/>
@@ -3734,7 +4621,7 @@
         </w:rPr>
         <w:t>Requerimientos no funcionales</w:t>
       </w:r>
-      <w:bookmarkEnd w:id="1903408896"/>
+      <w:bookmarkEnd w:id="871576719"/>
     </w:p>
     <w:p>
       <w:pPr>
@@ -3761,8 +4648,8 @@
       <w:r>
         <w:rPr>
           <w:rFonts w:ascii="Arial" w:hAnsi="Arial" w:eastAsia="Arial" w:cs="Arial"/>
-          <w:b/>
-          <w:bCs/>
+          <w:b w:val="1"/>
+          <w:bCs w:val="1"/>
           <w:lang w:val="es-CL"/>
         </w:rPr>
         <w:t>Eficiencia</w:t>
@@ -3786,7 +4673,25 @@
           <w:rFonts w:ascii="Arial" w:hAnsi="Arial" w:eastAsia="Arial" w:cs="Arial"/>
           <w:lang w:val="es-CL"/>
         </w:rPr>
-        <w:t>El sistema debe responder a consultas de comparación de precios en menos de 3 segundos.</w:t>
+        <w:t>El sistema debe responder a consultas de comparación de precios en menos de 3 segundos, incluso en condiciones de carga moderada.</w:t>
+      </w:r>
+    </w:p>
+    <w:p>
+      <w:pPr>
+        <w:pStyle w:val="Prrafodelista"/>
+        <w:ind w:left="720"/>
+        <w:jc w:val="both"/>
+        <w:rPr>
+          <w:rFonts w:ascii="Arial" w:hAnsi="Arial" w:eastAsia="Arial" w:cs="Arial"/>
+          <w:lang w:val="es-CL"/>
+        </w:rPr>
+      </w:pPr>
+      <w:r>
+        <w:rPr>
+          <w:rFonts w:ascii="Arial" w:hAnsi="Arial" w:eastAsia="Arial" w:cs="Arial"/>
+          <w:lang w:val="es-CL"/>
+        </w:rPr>
+        <w:t>Esto implica que las búsquedas, el despliegue de gráficos de historial y la comparación de precios entre tiendas deben estar optimizadas para entregar resultados rápidos y sin retrasos perceptibles por el usuario.</w:t>
       </w:r>
     </w:p>
     <w:p>
@@ -3807,8 +4712,8 @@
       <w:r>
         <w:rPr>
           <w:rFonts w:ascii="Arial" w:hAnsi="Arial" w:eastAsia="Arial" w:cs="Arial"/>
-          <w:b/>
-          <w:bCs/>
+          <w:b w:val="1"/>
+          <w:bCs w:val="1"/>
           <w:lang w:val="es-CL"/>
         </w:rPr>
         <w:t>Funcionalidad</w:t>
@@ -3832,7 +4737,7 @@
           <w:rFonts w:ascii="Arial" w:hAnsi="Arial" w:eastAsia="Arial" w:cs="Arial"/>
           <w:lang w:val="es-CL"/>
         </w:rPr>
-        <w:t>Los datos guardados en la base de datos deberán estar encriptados para asegurar la confidencialidad.</w:t>
+        <w:t>Los datos guardados en la base de datos deberán estar encriptados para asegurar la confidencialidad de la información, incluyendo datos de usuarios.</w:t>
       </w:r>
     </w:p>
     <w:p>
@@ -3853,7 +4758,7 @@
           <w:rFonts w:ascii="Arial" w:hAnsi="Arial" w:eastAsia="Arial" w:cs="Arial"/>
           <w:lang w:val="es-CL"/>
         </w:rPr>
-        <w:t>El sistema debe validar el acceso a la base de datos únicamente a través de la API autorizada.</w:t>
+        <w:t>El sistema debe validar el acceso a la base de datos únicamente a través de la API autorizada, impidiendo conexiones directas o no autenticadas.</w:t>
       </w:r>
     </w:p>
     <w:p>
@@ -3874,8 +4779,8 @@
       <w:r>
         <w:rPr>
           <w:rFonts w:ascii="Arial" w:hAnsi="Arial" w:eastAsia="Arial" w:cs="Arial"/>
-          <w:b/>
-          <w:bCs/>
+          <w:b w:val="1"/>
+          <w:bCs w:val="1"/>
           <w:lang w:val="es-CL"/>
         </w:rPr>
         <w:t>Disponibilidad</w:t>
@@ -3899,7 +4804,39 @@
           <w:rFonts w:ascii="Arial" w:hAnsi="Arial" w:eastAsia="Arial" w:cs="Arial"/>
           <w:lang w:val="es-CL"/>
         </w:rPr>
-        <w:t>La aplicación debe garantizar al menos un 98% de disponibilidad mensual.</w:t>
+        <w:t>La aplicación debe garantizar al menos un 98% de disponibilidad mensual, permitiendo a los usuarios acceder a las funcionalidades en prácticamente cualquier momento.</w:t>
+      </w:r>
+    </w:p>
+    <w:p>
+      <w:pPr>
+        <w:pStyle w:val="Prrafodelista"/>
+        <w:ind w:left="720"/>
+        <w:jc w:val="both"/>
+        <w:rPr>
+          <w:rFonts w:ascii="Arial" w:hAnsi="Arial" w:eastAsia="Arial" w:cs="Arial"/>
+          <w:lang w:val="es-ES"/>
+        </w:rPr>
+      </w:pPr>
+      <w:r>
+        <w:rPr>
+          <w:rFonts w:ascii="Arial" w:hAnsi="Arial" w:eastAsia="Arial" w:cs="Arial"/>
+          <w:lang w:val="es-ES"/>
+        </w:rPr>
+        <w:t xml:space="preserve">Se deberán implementar mecanismos de respaldo automático en la nube para asegurar la recuperación de la información en caso de fallas, y los procesos de </w:t>
+      </w:r>
+      <w:r>
+        <w:rPr>
+          <w:rFonts w:ascii="Arial" w:hAnsi="Arial" w:eastAsia="Arial" w:cs="Arial"/>
+          <w:lang w:val="es-ES"/>
+        </w:rPr>
+        <w:t>scraping</w:t>
+      </w:r>
+      <w:r>
+        <w:rPr>
+          <w:rFonts w:ascii="Arial" w:hAnsi="Arial" w:eastAsia="Arial" w:cs="Arial"/>
+          <w:lang w:val="es-ES"/>
+        </w:rPr>
+        <w:t xml:space="preserve"> se programarán en horarios definidos para mantener la información actualizada sin interrumpir el servicio.</w:t>
       </w:r>
     </w:p>
     <w:p>
@@ -3920,8 +4857,8 @@
       <w:r>
         <w:rPr>
           <w:rFonts w:ascii="Arial" w:hAnsi="Arial" w:eastAsia="Arial" w:cs="Arial"/>
-          <w:b/>
-          <w:bCs/>
+          <w:b w:val="1"/>
+          <w:bCs w:val="1"/>
           <w:lang w:val="es-CL"/>
         </w:rPr>
         <w:t>Mantenibilidad</w:t>
@@ -3945,7 +4882,7 @@
           <w:rFonts w:ascii="Arial" w:hAnsi="Arial" w:eastAsia="Arial" w:cs="Arial"/>
           <w:lang w:val="es-CL"/>
         </w:rPr>
-        <w:t>El sistema debe permitir escalabilidad para agregar nuevas categorías de productos o tiendas.</w:t>
+        <w:t>El sistema debe permitir escalabilidad para agregar nuevas categorías de productos, tiendas o funcionalidades sin necesidad de reestructurar la aplicación completa.</w:t>
       </w:r>
     </w:p>
     <w:p>
@@ -3966,7 +4903,17 @@
           <w:rFonts w:ascii="Arial" w:hAnsi="Arial" w:eastAsia="Arial" w:cs="Arial"/>
           <w:lang w:val="es-CL"/>
         </w:rPr>
-        <w:t>El sistema debe estar operativo las 24 horas del día para consultas en cualquier momento.</w:t>
+        <w:t>La arquitectura será modular, facilitando la actualización de componentes de forma independiente.</w:t>
+      </w:r>
+      <w:r>
+        <w:br/>
+      </w:r>
+      <w:r>
+        <w:rPr>
+          <w:rFonts w:ascii="Arial" w:hAnsi="Arial" w:eastAsia="Arial" w:cs="Arial"/>
+          <w:lang w:val="es-CL"/>
+        </w:rPr>
+        <w:t>El código debe estar documentado y versionado (mediante Git) para simplificar las tareas de mantenimiento, corrección de errores y evolución del proyecto a largo plazo.</w:t>
       </w:r>
     </w:p>
     <w:p>
@@ -3987,8 +4934,8 @@
       <w:r>
         <w:rPr>
           <w:rFonts w:ascii="Arial" w:hAnsi="Arial" w:eastAsia="Arial" w:cs="Arial"/>
-          <w:b/>
-          <w:bCs/>
+          <w:b w:val="1"/>
+          <w:bCs w:val="1"/>
           <w:lang w:val="es-CL"/>
         </w:rPr>
         <w:t>Usabilidad</w:t>
@@ -4012,7 +4959,7 @@
           <w:rFonts w:ascii="Arial" w:hAnsi="Arial" w:eastAsia="Arial" w:cs="Arial"/>
           <w:lang w:val="es-CL"/>
         </w:rPr>
-        <w:t>La aplicación debe contar con una interfaz amigable e intuitiva para usuarios no expertos.</w:t>
+        <w:t>La aplicación debe contar con una interfaz amigable e intuitiva para usuarios no expertos, con menús claros, iconografía adecuada y mensajes de error comprensibles.</w:t>
       </w:r>
     </w:p>
     <w:p>
@@ -4033,7 +4980,7 @@
           <w:rFonts w:ascii="Arial" w:hAnsi="Arial" w:eastAsia="Arial" w:cs="Arial"/>
           <w:lang w:val="es-CL"/>
         </w:rPr>
-        <w:t>La aplicación debe tener un diseño responsivo adaptable a distintos tamaños de pantalla.</w:t>
+        <w:t>El diseño será responsivo, adaptándose a distintos tamaños de pantalla, asegurando la misma calidad de uso en todos los dispositivos.</w:t>
       </w:r>
     </w:p>
     <w:p>
@@ -4054,8 +5001,8 @@
       <w:r>
         <w:rPr>
           <w:rFonts w:ascii="Arial" w:hAnsi="Arial" w:eastAsia="Arial" w:cs="Arial"/>
-          <w:b/>
-          <w:bCs/>
+          <w:b w:val="1"/>
+          <w:bCs w:val="1"/>
           <w:lang w:val="es-CL"/>
         </w:rPr>
         <w:t>Portabilidad</w:t>
@@ -4079,14 +5026,7 @@
           <w:rFonts w:ascii="Arial" w:hAnsi="Arial" w:eastAsia="Arial" w:cs="Arial"/>
           <w:lang w:val="es-CL"/>
         </w:rPr>
-        <w:t>La aplicación funcionará en dispositivos móviles con Android</w:t>
-      </w:r>
-      <w:r>
-        <w:rPr>
-          <w:rFonts w:ascii="Arial" w:hAnsi="Arial" w:eastAsia="Arial" w:cs="Arial"/>
-          <w:lang w:val="es-CL"/>
-        </w:rPr>
-        <w:t>.</w:t>
+        <w:t>La aplicación funcionará en dispositivos móviles con Android, garantizando compatibilidad con la mayoría de los equipos en el mercado chileno.</w:t>
       </w:r>
     </w:p>
     <w:sectPr>
@@ -4286,6 +5226,875 @@
 
 <file path=word/numbering.xml><?xml version="1.0" encoding="utf-8"?>
 <w:numbering xmlns:wpc="http://schemas.microsoft.com/office/word/2010/wordprocessingCanvas" xmlns:cx="http://schemas.microsoft.com/office/drawing/2014/chartex" xmlns:cx1="http://schemas.microsoft.com/office/drawing/2015/9/8/chartex" xmlns:cx2="http://schemas.microsoft.com/office/drawing/2015/10/21/chartex" xmlns:cx3="http://schemas.microsoft.com/office/drawing/2016/5/9/chartex" xmlns:cx4="http://schemas.microsoft.com/office/drawing/2016/5/10/chartex" xmlns:cx5="http://schemas.microsoft.com/office/drawing/2016/5/11/chartex" xmlns:cx6="http://schemas.microsoft.com/office/drawing/2016/5/12/chartex" xmlns:cx7="http://schemas.microsoft.com/office/drawing/2016/5/13/chartex" xmlns:cx8="http://schemas.microsoft.com/office/drawing/2016/5/14/chartex" xmlns:mc="http://schemas.openxmlformats.org/markup-compatibility/2006" xmlns:aink="http://schemas.microsoft.com/office/drawing/2016/ink" xmlns:am3d="http://schemas.microsoft.com/office/drawing/2017/model3d" xmlns:o="urn:schemas-microsoft-com:office:office" xmlns:oel="http://schemas.microsoft.com/office/2019/extlst" xmlns:r="http://schemas.openxmlformats.org/officeDocument/2006/relationships" xmlns:m="http://schemas.openxmlformats.org/officeDocument/2006/math" xmlns:v="urn:schemas-microsoft-com:vml" xmlns:wp14="http://schemas.microsoft.com/office/word/2010/wordprocessingDrawing" xmlns:wp="http://schemas.openxmlformats.org/drawingml/2006/wordprocessingDrawing" xmlns:w10="urn:schemas-microsoft-com:office:word" xmlns:w="http://schemas.openxmlformats.org/wordprocessingml/2006/main" xmlns:w14="http://schemas.microsoft.com/office/word/2010/wordml" xmlns:w15="http://schemas.microsoft.com/office/word/2012/wordml" xmlns:w16cex="http://schemas.microsoft.com/office/word/2018/wordml/cex" xmlns:w16cid="http://schemas.microsoft.com/office/word/2016/wordml/cid" xmlns:w16="http://schemas.microsoft.com/office/word/2018/wordml" xmlns:w16du="http://schemas.microsoft.com/office/word/2023/wordml/word16du" xmlns:w16sdtdh="http://schemas.microsoft.com/office/word/2020/wordml/sdtdatahash" xmlns:w16sdtfl="http://schemas.microsoft.com/office/word/2024/wordml/sdtformatlock" xmlns:w16se="http://schemas.microsoft.com/office/word/2015/wordml/symex" xmlns:wpg="http://schemas.microsoft.com/office/word/2010/wordprocessingGroup" xmlns:wpi="http://schemas.microsoft.com/office/word/2010/wordprocessingInk" xmlns:wne="http://schemas.microsoft.com/office/word/2006/wordml" xmlns:wps="http://schemas.microsoft.com/office/word/2010/wordprocessingShape" mc:Ignorable="w14 w15 w16se w16cid w16 w16cex w16sdtdh w16sdtfl w16du wp14">
+  <w:abstractNum xmlns:w="http://schemas.openxmlformats.org/wordprocessingml/2006/main" w:abstractNumId="18">
+    <w:nsid w:val="f47b356"/>
+    <w:multiLevelType xmlns:w="http://schemas.openxmlformats.org/wordprocessingml/2006/main" w:val="hybridMultilevel"/>
+    <w:lvl xmlns:w="http://schemas.openxmlformats.org/wordprocessingml/2006/main" w:ilvl="0">
+      <w:start w:val="1"/>
+      <w:numFmt w:val="bullet"/>
+      <w:lvlText w:val=""/>
+      <w:lvlJc w:val="left"/>
+      <w:pPr>
+        <w:ind w:left="720" w:hanging="360"/>
+      </w:pPr>
+      <w:rPr>
+        <w:rFonts w:hint="default" w:ascii="Symbol" w:hAnsi="Symbol"/>
+      </w:rPr>
+    </w:lvl>
+    <w:lvl xmlns:w="http://schemas.openxmlformats.org/wordprocessingml/2006/main" w:ilvl="1">
+      <w:start w:val="1"/>
+      <w:numFmt w:val="bullet"/>
+      <w:lvlText w:val="o"/>
+      <w:lvlJc w:val="left"/>
+      <w:pPr>
+        <w:ind w:left="1440" w:hanging="360"/>
+      </w:pPr>
+      <w:rPr>
+        <w:rFonts w:hint="default" w:ascii="Courier New" w:hAnsi="Courier New"/>
+      </w:rPr>
+    </w:lvl>
+    <w:lvl xmlns:w="http://schemas.openxmlformats.org/wordprocessingml/2006/main" w:ilvl="2">
+      <w:start w:val="1"/>
+      <w:numFmt w:val="bullet"/>
+      <w:lvlText w:val=""/>
+      <w:lvlJc w:val="left"/>
+      <w:pPr>
+        <w:ind w:left="2160" w:hanging="360"/>
+      </w:pPr>
+      <w:rPr>
+        <w:rFonts w:hint="default" w:ascii="Wingdings" w:hAnsi="Wingdings"/>
+      </w:rPr>
+    </w:lvl>
+    <w:lvl xmlns:w="http://schemas.openxmlformats.org/wordprocessingml/2006/main" w:ilvl="3">
+      <w:start w:val="1"/>
+      <w:numFmt w:val="bullet"/>
+      <w:lvlText w:val=""/>
+      <w:lvlJc w:val="left"/>
+      <w:pPr>
+        <w:ind w:left="2880" w:hanging="360"/>
+      </w:pPr>
+      <w:rPr>
+        <w:rFonts w:hint="default" w:ascii="Symbol" w:hAnsi="Symbol"/>
+      </w:rPr>
+    </w:lvl>
+    <w:lvl xmlns:w="http://schemas.openxmlformats.org/wordprocessingml/2006/main" w:ilvl="4">
+      <w:start w:val="1"/>
+      <w:numFmt w:val="bullet"/>
+      <w:lvlText w:val="o"/>
+      <w:lvlJc w:val="left"/>
+      <w:pPr>
+        <w:ind w:left="3600" w:hanging="360"/>
+      </w:pPr>
+      <w:rPr>
+        <w:rFonts w:hint="default" w:ascii="Courier New" w:hAnsi="Courier New"/>
+      </w:rPr>
+    </w:lvl>
+    <w:lvl xmlns:w="http://schemas.openxmlformats.org/wordprocessingml/2006/main" w:ilvl="5">
+      <w:start w:val="1"/>
+      <w:numFmt w:val="bullet"/>
+      <w:lvlText w:val=""/>
+      <w:lvlJc w:val="left"/>
+      <w:pPr>
+        <w:ind w:left="4320" w:hanging="360"/>
+      </w:pPr>
+      <w:rPr>
+        <w:rFonts w:hint="default" w:ascii="Wingdings" w:hAnsi="Wingdings"/>
+      </w:rPr>
+    </w:lvl>
+    <w:lvl xmlns:w="http://schemas.openxmlformats.org/wordprocessingml/2006/main" w:ilvl="6">
+      <w:start w:val="1"/>
+      <w:numFmt w:val="bullet"/>
+      <w:lvlText w:val=""/>
+      <w:lvlJc w:val="left"/>
+      <w:pPr>
+        <w:ind w:left="5040" w:hanging="360"/>
+      </w:pPr>
+      <w:rPr>
+        <w:rFonts w:hint="default" w:ascii="Symbol" w:hAnsi="Symbol"/>
+      </w:rPr>
+    </w:lvl>
+    <w:lvl xmlns:w="http://schemas.openxmlformats.org/wordprocessingml/2006/main" w:ilvl="7">
+      <w:start w:val="1"/>
+      <w:numFmt w:val="bullet"/>
+      <w:lvlText w:val="o"/>
+      <w:lvlJc w:val="left"/>
+      <w:pPr>
+        <w:ind w:left="5760" w:hanging="360"/>
+      </w:pPr>
+      <w:rPr>
+        <w:rFonts w:hint="default" w:ascii="Courier New" w:hAnsi="Courier New"/>
+      </w:rPr>
+    </w:lvl>
+    <w:lvl xmlns:w="http://schemas.openxmlformats.org/wordprocessingml/2006/main" w:ilvl="8">
+      <w:start w:val="1"/>
+      <w:numFmt w:val="bullet"/>
+      <w:lvlText w:val=""/>
+      <w:lvlJc w:val="left"/>
+      <w:pPr>
+        <w:ind w:left="6480" w:hanging="360"/>
+      </w:pPr>
+      <w:rPr>
+        <w:rFonts w:hint="default" w:ascii="Wingdings" w:hAnsi="Wingdings"/>
+      </w:rPr>
+    </w:lvl>
+  </w:abstractNum>
+  <w:abstractNum xmlns:w="http://schemas.openxmlformats.org/wordprocessingml/2006/main" w:abstractNumId="17">
+    <w:nsid w:val="f84b76c"/>
+    <w:multiLevelType xmlns:w="http://schemas.openxmlformats.org/wordprocessingml/2006/main" w:val="hybridMultilevel"/>
+    <w:lvl xmlns:w="http://schemas.openxmlformats.org/wordprocessingml/2006/main" w:ilvl="0">
+      <w:start w:val="1"/>
+      <w:numFmt w:val="bullet"/>
+      <w:lvlText w:val=""/>
+      <w:lvlJc w:val="left"/>
+      <w:pPr>
+        <w:ind w:left="1080" w:hanging="360"/>
+      </w:pPr>
+      <w:rPr>
+        <w:rFonts w:hint="default" w:ascii="Symbol" w:hAnsi="Symbol"/>
+      </w:rPr>
+    </w:lvl>
+    <w:lvl xmlns:w="http://schemas.openxmlformats.org/wordprocessingml/2006/main" w:ilvl="1">
+      <w:start w:val="1"/>
+      <w:numFmt w:val="bullet"/>
+      <w:lvlText w:val="o"/>
+      <w:lvlJc w:val="left"/>
+      <w:pPr>
+        <w:ind w:left="1800" w:hanging="360"/>
+      </w:pPr>
+      <w:rPr>
+        <w:rFonts w:hint="default" w:ascii="Courier New" w:hAnsi="Courier New"/>
+      </w:rPr>
+    </w:lvl>
+    <w:lvl xmlns:w="http://schemas.openxmlformats.org/wordprocessingml/2006/main" w:ilvl="2">
+      <w:start w:val="1"/>
+      <w:numFmt w:val="bullet"/>
+      <w:lvlText w:val=""/>
+      <w:lvlJc w:val="left"/>
+      <w:pPr>
+        <w:ind w:left="2520" w:hanging="360"/>
+      </w:pPr>
+      <w:rPr>
+        <w:rFonts w:hint="default" w:ascii="Wingdings" w:hAnsi="Wingdings"/>
+      </w:rPr>
+    </w:lvl>
+    <w:lvl xmlns:w="http://schemas.openxmlformats.org/wordprocessingml/2006/main" w:ilvl="3">
+      <w:start w:val="1"/>
+      <w:numFmt w:val="bullet"/>
+      <w:lvlText w:val=""/>
+      <w:lvlJc w:val="left"/>
+      <w:pPr>
+        <w:ind w:left="3240" w:hanging="360"/>
+      </w:pPr>
+      <w:rPr>
+        <w:rFonts w:hint="default" w:ascii="Symbol" w:hAnsi="Symbol"/>
+      </w:rPr>
+    </w:lvl>
+    <w:lvl xmlns:w="http://schemas.openxmlformats.org/wordprocessingml/2006/main" w:ilvl="4">
+      <w:start w:val="1"/>
+      <w:numFmt w:val="bullet"/>
+      <w:lvlText w:val="o"/>
+      <w:lvlJc w:val="left"/>
+      <w:pPr>
+        <w:ind w:left="3960" w:hanging="360"/>
+      </w:pPr>
+      <w:rPr>
+        <w:rFonts w:hint="default" w:ascii="Courier New" w:hAnsi="Courier New"/>
+      </w:rPr>
+    </w:lvl>
+    <w:lvl xmlns:w="http://schemas.openxmlformats.org/wordprocessingml/2006/main" w:ilvl="5">
+      <w:start w:val="1"/>
+      <w:numFmt w:val="bullet"/>
+      <w:lvlText w:val=""/>
+      <w:lvlJc w:val="left"/>
+      <w:pPr>
+        <w:ind w:left="4680" w:hanging="360"/>
+      </w:pPr>
+      <w:rPr>
+        <w:rFonts w:hint="default" w:ascii="Wingdings" w:hAnsi="Wingdings"/>
+      </w:rPr>
+    </w:lvl>
+    <w:lvl xmlns:w="http://schemas.openxmlformats.org/wordprocessingml/2006/main" w:ilvl="6">
+      <w:start w:val="1"/>
+      <w:numFmt w:val="bullet"/>
+      <w:lvlText w:val=""/>
+      <w:lvlJc w:val="left"/>
+      <w:pPr>
+        <w:ind w:left="5400" w:hanging="360"/>
+      </w:pPr>
+      <w:rPr>
+        <w:rFonts w:hint="default" w:ascii="Symbol" w:hAnsi="Symbol"/>
+      </w:rPr>
+    </w:lvl>
+    <w:lvl xmlns:w="http://schemas.openxmlformats.org/wordprocessingml/2006/main" w:ilvl="7">
+      <w:start w:val="1"/>
+      <w:numFmt w:val="bullet"/>
+      <w:lvlText w:val="o"/>
+      <w:lvlJc w:val="left"/>
+      <w:pPr>
+        <w:ind w:left="6120" w:hanging="360"/>
+      </w:pPr>
+      <w:rPr>
+        <w:rFonts w:hint="default" w:ascii="Courier New" w:hAnsi="Courier New"/>
+      </w:rPr>
+    </w:lvl>
+    <w:lvl xmlns:w="http://schemas.openxmlformats.org/wordprocessingml/2006/main" w:ilvl="8">
+      <w:start w:val="1"/>
+      <w:numFmt w:val="bullet"/>
+      <w:lvlText w:val=""/>
+      <w:lvlJc w:val="left"/>
+      <w:pPr>
+        <w:ind w:left="6840" w:hanging="360"/>
+      </w:pPr>
+      <w:rPr>
+        <w:rFonts w:hint="default" w:ascii="Wingdings" w:hAnsi="Wingdings"/>
+      </w:rPr>
+    </w:lvl>
+  </w:abstractNum>
+  <w:abstractNum xmlns:w="http://schemas.openxmlformats.org/wordprocessingml/2006/main" w:abstractNumId="16">
+    <w:nsid w:val="5803c78a"/>
+    <w:multiLevelType xmlns:w="http://schemas.openxmlformats.org/wordprocessingml/2006/main" w:val="hybridMultilevel"/>
+    <w:lvl xmlns:w="http://schemas.openxmlformats.org/wordprocessingml/2006/main" w:ilvl="0">
+      <w:start w:val="1"/>
+      <w:numFmt w:val="decimal"/>
+      <w:lvlText w:val="%1."/>
+      <w:lvlJc w:val="left"/>
+      <w:pPr>
+        <w:ind w:left="1080" w:hanging="360"/>
+      </w:pPr>
+    </w:lvl>
+    <w:lvl xmlns:w="http://schemas.openxmlformats.org/wordprocessingml/2006/main" w:ilvl="1">
+      <w:start w:val="1"/>
+      <w:numFmt w:val="lowerLetter"/>
+      <w:lvlText w:val="%2."/>
+      <w:lvlJc w:val="left"/>
+      <w:pPr>
+        <w:ind w:left="1800" w:hanging="360"/>
+      </w:pPr>
+    </w:lvl>
+    <w:lvl xmlns:w="http://schemas.openxmlformats.org/wordprocessingml/2006/main" w:ilvl="2">
+      <w:start w:val="1"/>
+      <w:numFmt w:val="lowerRoman"/>
+      <w:lvlText w:val="%3."/>
+      <w:lvlJc w:val="right"/>
+      <w:pPr>
+        <w:ind w:left="2520" w:hanging="180"/>
+      </w:pPr>
+    </w:lvl>
+    <w:lvl xmlns:w="http://schemas.openxmlformats.org/wordprocessingml/2006/main" w:ilvl="3">
+      <w:start w:val="1"/>
+      <w:numFmt w:val="decimal"/>
+      <w:lvlText w:val="%4."/>
+      <w:lvlJc w:val="left"/>
+      <w:pPr>
+        <w:ind w:left="3240" w:hanging="360"/>
+      </w:pPr>
+    </w:lvl>
+    <w:lvl xmlns:w="http://schemas.openxmlformats.org/wordprocessingml/2006/main" w:ilvl="4">
+      <w:start w:val="1"/>
+      <w:numFmt w:val="lowerLetter"/>
+      <w:lvlText w:val="%5."/>
+      <w:lvlJc w:val="left"/>
+      <w:pPr>
+        <w:ind w:left="3960" w:hanging="360"/>
+      </w:pPr>
+    </w:lvl>
+    <w:lvl xmlns:w="http://schemas.openxmlformats.org/wordprocessingml/2006/main" w:ilvl="5">
+      <w:start w:val="1"/>
+      <w:numFmt w:val="lowerRoman"/>
+      <w:lvlText w:val="%6."/>
+      <w:lvlJc w:val="right"/>
+      <w:pPr>
+        <w:ind w:left="4680" w:hanging="180"/>
+      </w:pPr>
+    </w:lvl>
+    <w:lvl xmlns:w="http://schemas.openxmlformats.org/wordprocessingml/2006/main" w:ilvl="6">
+      <w:start w:val="1"/>
+      <w:numFmt w:val="decimal"/>
+      <w:lvlText w:val="%7."/>
+      <w:lvlJc w:val="left"/>
+      <w:pPr>
+        <w:ind w:left="5400" w:hanging="360"/>
+      </w:pPr>
+    </w:lvl>
+    <w:lvl xmlns:w="http://schemas.openxmlformats.org/wordprocessingml/2006/main" w:ilvl="7">
+      <w:start w:val="1"/>
+      <w:numFmt w:val="lowerLetter"/>
+      <w:lvlText w:val="%8."/>
+      <w:lvlJc w:val="left"/>
+      <w:pPr>
+        <w:ind w:left="6120" w:hanging="360"/>
+      </w:pPr>
+    </w:lvl>
+    <w:lvl xmlns:w="http://schemas.openxmlformats.org/wordprocessingml/2006/main" w:ilvl="8">
+      <w:start w:val="1"/>
+      <w:numFmt w:val="lowerRoman"/>
+      <w:lvlText w:val="%9."/>
+      <w:lvlJc w:val="right"/>
+      <w:pPr>
+        <w:ind w:left="6840" w:hanging="180"/>
+      </w:pPr>
+    </w:lvl>
+  </w:abstractNum>
+  <w:abstractNum xmlns:w="http://schemas.openxmlformats.org/wordprocessingml/2006/main" w:abstractNumId="15">
+    <w:nsid w:val="72f5ffea"/>
+    <w:multiLevelType xmlns:w="http://schemas.openxmlformats.org/wordprocessingml/2006/main" w:val="hybridMultilevel"/>
+    <w:lvl xmlns:w="http://schemas.openxmlformats.org/wordprocessingml/2006/main" w:ilvl="0">
+      <w:start w:val="1"/>
+      <w:numFmt w:val="bullet"/>
+      <w:lvlText w:val=""/>
+      <w:lvlJc w:val="left"/>
+      <w:pPr>
+        <w:ind w:left="1080" w:hanging="360"/>
+      </w:pPr>
+      <w:rPr>
+        <w:rFonts w:hint="default" w:ascii="Symbol" w:hAnsi="Symbol"/>
+      </w:rPr>
+    </w:lvl>
+    <w:lvl xmlns:w="http://schemas.openxmlformats.org/wordprocessingml/2006/main" w:ilvl="1">
+      <w:start w:val="1"/>
+      <w:numFmt w:val="bullet"/>
+      <w:lvlText w:val="o"/>
+      <w:lvlJc w:val="left"/>
+      <w:pPr>
+        <w:ind w:left="1800" w:hanging="360"/>
+      </w:pPr>
+      <w:rPr>
+        <w:rFonts w:hint="default" w:ascii="Courier New" w:hAnsi="Courier New"/>
+      </w:rPr>
+    </w:lvl>
+    <w:lvl xmlns:w="http://schemas.openxmlformats.org/wordprocessingml/2006/main" w:ilvl="2">
+      <w:start w:val="1"/>
+      <w:numFmt w:val="bullet"/>
+      <w:lvlText w:val=""/>
+      <w:lvlJc w:val="left"/>
+      <w:pPr>
+        <w:ind w:left="2520" w:hanging="360"/>
+      </w:pPr>
+      <w:rPr>
+        <w:rFonts w:hint="default" w:ascii="Wingdings" w:hAnsi="Wingdings"/>
+      </w:rPr>
+    </w:lvl>
+    <w:lvl xmlns:w="http://schemas.openxmlformats.org/wordprocessingml/2006/main" w:ilvl="3">
+      <w:start w:val="1"/>
+      <w:numFmt w:val="bullet"/>
+      <w:lvlText w:val=""/>
+      <w:lvlJc w:val="left"/>
+      <w:pPr>
+        <w:ind w:left="3240" w:hanging="360"/>
+      </w:pPr>
+      <w:rPr>
+        <w:rFonts w:hint="default" w:ascii="Symbol" w:hAnsi="Symbol"/>
+      </w:rPr>
+    </w:lvl>
+    <w:lvl xmlns:w="http://schemas.openxmlformats.org/wordprocessingml/2006/main" w:ilvl="4">
+      <w:start w:val="1"/>
+      <w:numFmt w:val="bullet"/>
+      <w:lvlText w:val="o"/>
+      <w:lvlJc w:val="left"/>
+      <w:pPr>
+        <w:ind w:left="3960" w:hanging="360"/>
+      </w:pPr>
+      <w:rPr>
+        <w:rFonts w:hint="default" w:ascii="Courier New" w:hAnsi="Courier New"/>
+      </w:rPr>
+    </w:lvl>
+    <w:lvl xmlns:w="http://schemas.openxmlformats.org/wordprocessingml/2006/main" w:ilvl="5">
+      <w:start w:val="1"/>
+      <w:numFmt w:val="bullet"/>
+      <w:lvlText w:val=""/>
+      <w:lvlJc w:val="left"/>
+      <w:pPr>
+        <w:ind w:left="4680" w:hanging="360"/>
+      </w:pPr>
+      <w:rPr>
+        <w:rFonts w:hint="default" w:ascii="Wingdings" w:hAnsi="Wingdings"/>
+      </w:rPr>
+    </w:lvl>
+    <w:lvl xmlns:w="http://schemas.openxmlformats.org/wordprocessingml/2006/main" w:ilvl="6">
+      <w:start w:val="1"/>
+      <w:numFmt w:val="bullet"/>
+      <w:lvlText w:val=""/>
+      <w:lvlJc w:val="left"/>
+      <w:pPr>
+        <w:ind w:left="5400" w:hanging="360"/>
+      </w:pPr>
+      <w:rPr>
+        <w:rFonts w:hint="default" w:ascii="Symbol" w:hAnsi="Symbol"/>
+      </w:rPr>
+    </w:lvl>
+    <w:lvl xmlns:w="http://schemas.openxmlformats.org/wordprocessingml/2006/main" w:ilvl="7">
+      <w:start w:val="1"/>
+      <w:numFmt w:val="bullet"/>
+      <w:lvlText w:val="o"/>
+      <w:lvlJc w:val="left"/>
+      <w:pPr>
+        <w:ind w:left="6120" w:hanging="360"/>
+      </w:pPr>
+      <w:rPr>
+        <w:rFonts w:hint="default" w:ascii="Courier New" w:hAnsi="Courier New"/>
+      </w:rPr>
+    </w:lvl>
+    <w:lvl xmlns:w="http://schemas.openxmlformats.org/wordprocessingml/2006/main" w:ilvl="8">
+      <w:start w:val="1"/>
+      <w:numFmt w:val="bullet"/>
+      <w:lvlText w:val=""/>
+      <w:lvlJc w:val="left"/>
+      <w:pPr>
+        <w:ind w:left="6840" w:hanging="360"/>
+      </w:pPr>
+      <w:rPr>
+        <w:rFonts w:hint="default" w:ascii="Wingdings" w:hAnsi="Wingdings"/>
+      </w:rPr>
+    </w:lvl>
+  </w:abstractNum>
+  <w:abstractNum xmlns:w="http://schemas.openxmlformats.org/wordprocessingml/2006/main" w:abstractNumId="14">
+    <w:nsid w:val="23b5f413"/>
+    <w:multiLevelType xmlns:w="http://schemas.openxmlformats.org/wordprocessingml/2006/main" w:val="hybridMultilevel"/>
+    <w:lvl xmlns:w="http://schemas.openxmlformats.org/wordprocessingml/2006/main" w:ilvl="0">
+      <w:start w:val="1"/>
+      <w:numFmt w:val="bullet"/>
+      <w:lvlText w:val=""/>
+      <w:lvlJc w:val="left"/>
+      <w:pPr>
+        <w:ind w:left="1080" w:hanging="360"/>
+      </w:pPr>
+      <w:rPr>
+        <w:rFonts w:hint="default" w:ascii="Symbol" w:hAnsi="Symbol"/>
+      </w:rPr>
+    </w:lvl>
+    <w:lvl xmlns:w="http://schemas.openxmlformats.org/wordprocessingml/2006/main" w:ilvl="1">
+      <w:start w:val="1"/>
+      <w:numFmt w:val="bullet"/>
+      <w:lvlText w:val="o"/>
+      <w:lvlJc w:val="left"/>
+      <w:pPr>
+        <w:ind w:left="1800" w:hanging="360"/>
+      </w:pPr>
+      <w:rPr>
+        <w:rFonts w:hint="default" w:ascii="Courier New" w:hAnsi="Courier New"/>
+      </w:rPr>
+    </w:lvl>
+    <w:lvl xmlns:w="http://schemas.openxmlformats.org/wordprocessingml/2006/main" w:ilvl="2">
+      <w:start w:val="1"/>
+      <w:numFmt w:val="bullet"/>
+      <w:lvlText w:val=""/>
+      <w:lvlJc w:val="left"/>
+      <w:pPr>
+        <w:ind w:left="2520" w:hanging="360"/>
+      </w:pPr>
+      <w:rPr>
+        <w:rFonts w:hint="default" w:ascii="Wingdings" w:hAnsi="Wingdings"/>
+      </w:rPr>
+    </w:lvl>
+    <w:lvl xmlns:w="http://schemas.openxmlformats.org/wordprocessingml/2006/main" w:ilvl="3">
+      <w:start w:val="1"/>
+      <w:numFmt w:val="bullet"/>
+      <w:lvlText w:val=""/>
+      <w:lvlJc w:val="left"/>
+      <w:pPr>
+        <w:ind w:left="3240" w:hanging="360"/>
+      </w:pPr>
+      <w:rPr>
+        <w:rFonts w:hint="default" w:ascii="Symbol" w:hAnsi="Symbol"/>
+      </w:rPr>
+    </w:lvl>
+    <w:lvl xmlns:w="http://schemas.openxmlformats.org/wordprocessingml/2006/main" w:ilvl="4">
+      <w:start w:val="1"/>
+      <w:numFmt w:val="bullet"/>
+      <w:lvlText w:val="o"/>
+      <w:lvlJc w:val="left"/>
+      <w:pPr>
+        <w:ind w:left="3960" w:hanging="360"/>
+      </w:pPr>
+      <w:rPr>
+        <w:rFonts w:hint="default" w:ascii="Courier New" w:hAnsi="Courier New"/>
+      </w:rPr>
+    </w:lvl>
+    <w:lvl xmlns:w="http://schemas.openxmlformats.org/wordprocessingml/2006/main" w:ilvl="5">
+      <w:start w:val="1"/>
+      <w:numFmt w:val="bullet"/>
+      <w:lvlText w:val=""/>
+      <w:lvlJc w:val="left"/>
+      <w:pPr>
+        <w:ind w:left="4680" w:hanging="360"/>
+      </w:pPr>
+      <w:rPr>
+        <w:rFonts w:hint="default" w:ascii="Wingdings" w:hAnsi="Wingdings"/>
+      </w:rPr>
+    </w:lvl>
+    <w:lvl xmlns:w="http://schemas.openxmlformats.org/wordprocessingml/2006/main" w:ilvl="6">
+      <w:start w:val="1"/>
+      <w:numFmt w:val="bullet"/>
+      <w:lvlText w:val=""/>
+      <w:lvlJc w:val="left"/>
+      <w:pPr>
+        <w:ind w:left="5400" w:hanging="360"/>
+      </w:pPr>
+      <w:rPr>
+        <w:rFonts w:hint="default" w:ascii="Symbol" w:hAnsi="Symbol"/>
+      </w:rPr>
+    </w:lvl>
+    <w:lvl xmlns:w="http://schemas.openxmlformats.org/wordprocessingml/2006/main" w:ilvl="7">
+      <w:start w:val="1"/>
+      <w:numFmt w:val="bullet"/>
+      <w:lvlText w:val="o"/>
+      <w:lvlJc w:val="left"/>
+      <w:pPr>
+        <w:ind w:left="6120" w:hanging="360"/>
+      </w:pPr>
+      <w:rPr>
+        <w:rFonts w:hint="default" w:ascii="Courier New" w:hAnsi="Courier New"/>
+      </w:rPr>
+    </w:lvl>
+    <w:lvl xmlns:w="http://schemas.openxmlformats.org/wordprocessingml/2006/main" w:ilvl="8">
+      <w:start w:val="1"/>
+      <w:numFmt w:val="bullet"/>
+      <w:lvlText w:val=""/>
+      <w:lvlJc w:val="left"/>
+      <w:pPr>
+        <w:ind w:left="6840" w:hanging="360"/>
+      </w:pPr>
+      <w:rPr>
+        <w:rFonts w:hint="default" w:ascii="Wingdings" w:hAnsi="Wingdings"/>
+      </w:rPr>
+    </w:lvl>
+  </w:abstractNum>
+  <w:abstractNum xmlns:w="http://schemas.openxmlformats.org/wordprocessingml/2006/main" w:abstractNumId="13">
+    <w:nsid w:val="3ba2c291"/>
+    <w:multiLevelType xmlns:w="http://schemas.openxmlformats.org/wordprocessingml/2006/main" w:val="hybridMultilevel"/>
+    <w:lvl xmlns:w="http://schemas.openxmlformats.org/wordprocessingml/2006/main" w:ilvl="0">
+      <w:start w:val="1"/>
+      <w:numFmt w:val="bullet"/>
+      <w:lvlText w:val=""/>
+      <w:lvlJc w:val="left"/>
+      <w:pPr>
+        <w:ind w:left="1080" w:hanging="360"/>
+      </w:pPr>
+      <w:rPr>
+        <w:rFonts w:hint="default" w:ascii="Symbol" w:hAnsi="Symbol"/>
+      </w:rPr>
+    </w:lvl>
+    <w:lvl xmlns:w="http://schemas.openxmlformats.org/wordprocessingml/2006/main" w:ilvl="1">
+      <w:start w:val="1"/>
+      <w:numFmt w:val="bullet"/>
+      <w:lvlText w:val="o"/>
+      <w:lvlJc w:val="left"/>
+      <w:pPr>
+        <w:ind w:left="1800" w:hanging="360"/>
+      </w:pPr>
+      <w:rPr>
+        <w:rFonts w:hint="default" w:ascii="Courier New" w:hAnsi="Courier New"/>
+      </w:rPr>
+    </w:lvl>
+    <w:lvl xmlns:w="http://schemas.openxmlformats.org/wordprocessingml/2006/main" w:ilvl="2">
+      <w:start w:val="1"/>
+      <w:numFmt w:val="bullet"/>
+      <w:lvlText w:val=""/>
+      <w:lvlJc w:val="left"/>
+      <w:pPr>
+        <w:ind w:left="2520" w:hanging="360"/>
+      </w:pPr>
+      <w:rPr>
+        <w:rFonts w:hint="default" w:ascii="Wingdings" w:hAnsi="Wingdings"/>
+      </w:rPr>
+    </w:lvl>
+    <w:lvl xmlns:w="http://schemas.openxmlformats.org/wordprocessingml/2006/main" w:ilvl="3">
+      <w:start w:val="1"/>
+      <w:numFmt w:val="bullet"/>
+      <w:lvlText w:val=""/>
+      <w:lvlJc w:val="left"/>
+      <w:pPr>
+        <w:ind w:left="3240" w:hanging="360"/>
+      </w:pPr>
+      <w:rPr>
+        <w:rFonts w:hint="default" w:ascii="Symbol" w:hAnsi="Symbol"/>
+      </w:rPr>
+    </w:lvl>
+    <w:lvl xmlns:w="http://schemas.openxmlformats.org/wordprocessingml/2006/main" w:ilvl="4">
+      <w:start w:val="1"/>
+      <w:numFmt w:val="bullet"/>
+      <w:lvlText w:val="o"/>
+      <w:lvlJc w:val="left"/>
+      <w:pPr>
+        <w:ind w:left="3960" w:hanging="360"/>
+      </w:pPr>
+      <w:rPr>
+        <w:rFonts w:hint="default" w:ascii="Courier New" w:hAnsi="Courier New"/>
+      </w:rPr>
+    </w:lvl>
+    <w:lvl xmlns:w="http://schemas.openxmlformats.org/wordprocessingml/2006/main" w:ilvl="5">
+      <w:start w:val="1"/>
+      <w:numFmt w:val="bullet"/>
+      <w:lvlText w:val=""/>
+      <w:lvlJc w:val="left"/>
+      <w:pPr>
+        <w:ind w:left="4680" w:hanging="360"/>
+      </w:pPr>
+      <w:rPr>
+        <w:rFonts w:hint="default" w:ascii="Wingdings" w:hAnsi="Wingdings"/>
+      </w:rPr>
+    </w:lvl>
+    <w:lvl xmlns:w="http://schemas.openxmlformats.org/wordprocessingml/2006/main" w:ilvl="6">
+      <w:start w:val="1"/>
+      <w:numFmt w:val="bullet"/>
+      <w:lvlText w:val=""/>
+      <w:lvlJc w:val="left"/>
+      <w:pPr>
+        <w:ind w:left="5400" w:hanging="360"/>
+      </w:pPr>
+      <w:rPr>
+        <w:rFonts w:hint="default" w:ascii="Symbol" w:hAnsi="Symbol"/>
+      </w:rPr>
+    </w:lvl>
+    <w:lvl xmlns:w="http://schemas.openxmlformats.org/wordprocessingml/2006/main" w:ilvl="7">
+      <w:start w:val="1"/>
+      <w:numFmt w:val="bullet"/>
+      <w:lvlText w:val="o"/>
+      <w:lvlJc w:val="left"/>
+      <w:pPr>
+        <w:ind w:left="6120" w:hanging="360"/>
+      </w:pPr>
+      <w:rPr>
+        <w:rFonts w:hint="default" w:ascii="Courier New" w:hAnsi="Courier New"/>
+      </w:rPr>
+    </w:lvl>
+    <w:lvl xmlns:w="http://schemas.openxmlformats.org/wordprocessingml/2006/main" w:ilvl="8">
+      <w:start w:val="1"/>
+      <w:numFmt w:val="bullet"/>
+      <w:lvlText w:val=""/>
+      <w:lvlJc w:val="left"/>
+      <w:pPr>
+        <w:ind w:left="6840" w:hanging="360"/>
+      </w:pPr>
+      <w:rPr>
+        <w:rFonts w:hint="default" w:ascii="Wingdings" w:hAnsi="Wingdings"/>
+      </w:rPr>
+    </w:lvl>
+  </w:abstractNum>
+  <w:abstractNum xmlns:w="http://schemas.openxmlformats.org/wordprocessingml/2006/main" w:abstractNumId="12">
+    <w:nsid w:val="547c8b56"/>
+    <w:multiLevelType xmlns:w="http://schemas.openxmlformats.org/wordprocessingml/2006/main" w:val="hybridMultilevel"/>
+    <w:lvl xmlns:w="http://schemas.openxmlformats.org/wordprocessingml/2006/main" w:ilvl="0">
+      <w:start w:val="1"/>
+      <w:numFmt w:val="bullet"/>
+      <w:lvlText w:val=""/>
+      <w:lvlJc w:val="left"/>
+      <w:pPr>
+        <w:ind w:left="1080" w:hanging="360"/>
+      </w:pPr>
+      <w:rPr>
+        <w:rFonts w:hint="default" w:ascii="Symbol" w:hAnsi="Symbol"/>
+      </w:rPr>
+    </w:lvl>
+    <w:lvl xmlns:w="http://schemas.openxmlformats.org/wordprocessingml/2006/main" w:ilvl="1">
+      <w:start w:val="1"/>
+      <w:numFmt w:val="bullet"/>
+      <w:lvlText w:val="o"/>
+      <w:lvlJc w:val="left"/>
+      <w:pPr>
+        <w:ind w:left="1800" w:hanging="360"/>
+      </w:pPr>
+      <w:rPr>
+        <w:rFonts w:hint="default" w:ascii="Courier New" w:hAnsi="Courier New"/>
+      </w:rPr>
+    </w:lvl>
+    <w:lvl xmlns:w="http://schemas.openxmlformats.org/wordprocessingml/2006/main" w:ilvl="2">
+      <w:start w:val="1"/>
+      <w:numFmt w:val="bullet"/>
+      <w:lvlText w:val=""/>
+      <w:lvlJc w:val="left"/>
+      <w:pPr>
+        <w:ind w:left="2520" w:hanging="360"/>
+      </w:pPr>
+      <w:rPr>
+        <w:rFonts w:hint="default" w:ascii="Wingdings" w:hAnsi="Wingdings"/>
+      </w:rPr>
+    </w:lvl>
+    <w:lvl xmlns:w="http://schemas.openxmlformats.org/wordprocessingml/2006/main" w:ilvl="3">
+      <w:start w:val="1"/>
+      <w:numFmt w:val="bullet"/>
+      <w:lvlText w:val=""/>
+      <w:lvlJc w:val="left"/>
+      <w:pPr>
+        <w:ind w:left="3240" w:hanging="360"/>
+      </w:pPr>
+      <w:rPr>
+        <w:rFonts w:hint="default" w:ascii="Symbol" w:hAnsi="Symbol"/>
+      </w:rPr>
+    </w:lvl>
+    <w:lvl xmlns:w="http://schemas.openxmlformats.org/wordprocessingml/2006/main" w:ilvl="4">
+      <w:start w:val="1"/>
+      <w:numFmt w:val="bullet"/>
+      <w:lvlText w:val="o"/>
+      <w:lvlJc w:val="left"/>
+      <w:pPr>
+        <w:ind w:left="3960" w:hanging="360"/>
+      </w:pPr>
+      <w:rPr>
+        <w:rFonts w:hint="default" w:ascii="Courier New" w:hAnsi="Courier New"/>
+      </w:rPr>
+    </w:lvl>
+    <w:lvl xmlns:w="http://schemas.openxmlformats.org/wordprocessingml/2006/main" w:ilvl="5">
+      <w:start w:val="1"/>
+      <w:numFmt w:val="bullet"/>
+      <w:lvlText w:val=""/>
+      <w:lvlJc w:val="left"/>
+      <w:pPr>
+        <w:ind w:left="4680" w:hanging="360"/>
+      </w:pPr>
+      <w:rPr>
+        <w:rFonts w:hint="default" w:ascii="Wingdings" w:hAnsi="Wingdings"/>
+      </w:rPr>
+    </w:lvl>
+    <w:lvl xmlns:w="http://schemas.openxmlformats.org/wordprocessingml/2006/main" w:ilvl="6">
+      <w:start w:val="1"/>
+      <w:numFmt w:val="bullet"/>
+      <w:lvlText w:val=""/>
+      <w:lvlJc w:val="left"/>
+      <w:pPr>
+        <w:ind w:left="5400" w:hanging="360"/>
+      </w:pPr>
+      <w:rPr>
+        <w:rFonts w:hint="default" w:ascii="Symbol" w:hAnsi="Symbol"/>
+      </w:rPr>
+    </w:lvl>
+    <w:lvl xmlns:w="http://schemas.openxmlformats.org/wordprocessingml/2006/main" w:ilvl="7">
+      <w:start w:val="1"/>
+      <w:numFmt w:val="bullet"/>
+      <w:lvlText w:val="o"/>
+      <w:lvlJc w:val="left"/>
+      <w:pPr>
+        <w:ind w:left="6120" w:hanging="360"/>
+      </w:pPr>
+      <w:rPr>
+        <w:rFonts w:hint="default" w:ascii="Courier New" w:hAnsi="Courier New"/>
+      </w:rPr>
+    </w:lvl>
+    <w:lvl xmlns:w="http://schemas.openxmlformats.org/wordprocessingml/2006/main" w:ilvl="8">
+      <w:start w:val="1"/>
+      <w:numFmt w:val="bullet"/>
+      <w:lvlText w:val=""/>
+      <w:lvlJc w:val="left"/>
+      <w:pPr>
+        <w:ind w:left="6840" w:hanging="360"/>
+      </w:pPr>
+      <w:rPr>
+        <w:rFonts w:hint="default" w:ascii="Wingdings" w:hAnsi="Wingdings"/>
+      </w:rPr>
+    </w:lvl>
+  </w:abstractNum>
+  <w:abstractNum xmlns:w="http://schemas.openxmlformats.org/wordprocessingml/2006/main" w:abstractNumId="11">
+    <w:nsid w:val="4ae445d2"/>
+    <w:multiLevelType xmlns:w="http://schemas.openxmlformats.org/wordprocessingml/2006/main" w:val="hybridMultilevel"/>
+    <w:lvl xmlns:w="http://schemas.openxmlformats.org/wordprocessingml/2006/main" w:ilvl="0">
+      <w:start w:val="1"/>
+      <w:numFmt w:val="bullet"/>
+      <w:lvlText w:val=""/>
+      <w:lvlJc w:val="left"/>
+      <w:pPr>
+        <w:ind w:left="1080" w:hanging="360"/>
+      </w:pPr>
+      <w:rPr>
+        <w:rFonts w:hint="default" w:ascii="Symbol" w:hAnsi="Symbol"/>
+      </w:rPr>
+    </w:lvl>
+    <w:lvl xmlns:w="http://schemas.openxmlformats.org/wordprocessingml/2006/main" w:ilvl="1">
+      <w:start w:val="1"/>
+      <w:numFmt w:val="bullet"/>
+      <w:lvlText w:val="o"/>
+      <w:lvlJc w:val="left"/>
+      <w:pPr>
+        <w:ind w:left="1800" w:hanging="360"/>
+      </w:pPr>
+      <w:rPr>
+        <w:rFonts w:hint="default" w:ascii="Courier New" w:hAnsi="Courier New"/>
+      </w:rPr>
+    </w:lvl>
+    <w:lvl xmlns:w="http://schemas.openxmlformats.org/wordprocessingml/2006/main" w:ilvl="2">
+      <w:start w:val="1"/>
+      <w:numFmt w:val="bullet"/>
+      <w:lvlText w:val=""/>
+      <w:lvlJc w:val="left"/>
+      <w:pPr>
+        <w:ind w:left="2520" w:hanging="360"/>
+      </w:pPr>
+      <w:rPr>
+        <w:rFonts w:hint="default" w:ascii="Wingdings" w:hAnsi="Wingdings"/>
+      </w:rPr>
+    </w:lvl>
+    <w:lvl xmlns:w="http://schemas.openxmlformats.org/wordprocessingml/2006/main" w:ilvl="3">
+      <w:start w:val="1"/>
+      <w:numFmt w:val="bullet"/>
+      <w:lvlText w:val=""/>
+      <w:lvlJc w:val="left"/>
+      <w:pPr>
+        <w:ind w:left="3240" w:hanging="360"/>
+      </w:pPr>
+      <w:rPr>
+        <w:rFonts w:hint="default" w:ascii="Symbol" w:hAnsi="Symbol"/>
+      </w:rPr>
+    </w:lvl>
+    <w:lvl xmlns:w="http://schemas.openxmlformats.org/wordprocessingml/2006/main" w:ilvl="4">
+      <w:start w:val="1"/>
+      <w:numFmt w:val="bullet"/>
+      <w:lvlText w:val="o"/>
+      <w:lvlJc w:val="left"/>
+      <w:pPr>
+        <w:ind w:left="3960" w:hanging="360"/>
+      </w:pPr>
+      <w:rPr>
+        <w:rFonts w:hint="default" w:ascii="Courier New" w:hAnsi="Courier New"/>
+      </w:rPr>
+    </w:lvl>
+    <w:lvl xmlns:w="http://schemas.openxmlformats.org/wordprocessingml/2006/main" w:ilvl="5">
+      <w:start w:val="1"/>
+      <w:numFmt w:val="bullet"/>
+      <w:lvlText w:val=""/>
+      <w:lvlJc w:val="left"/>
+      <w:pPr>
+        <w:ind w:left="4680" w:hanging="360"/>
+      </w:pPr>
+      <w:rPr>
+        <w:rFonts w:hint="default" w:ascii="Wingdings" w:hAnsi="Wingdings"/>
+      </w:rPr>
+    </w:lvl>
+    <w:lvl xmlns:w="http://schemas.openxmlformats.org/wordprocessingml/2006/main" w:ilvl="6">
+      <w:start w:val="1"/>
+      <w:numFmt w:val="bullet"/>
+      <w:lvlText w:val=""/>
+      <w:lvlJc w:val="left"/>
+      <w:pPr>
+        <w:ind w:left="5400" w:hanging="360"/>
+      </w:pPr>
+      <w:rPr>
+        <w:rFonts w:hint="default" w:ascii="Symbol" w:hAnsi="Symbol"/>
+      </w:rPr>
+    </w:lvl>
+    <w:lvl xmlns:w="http://schemas.openxmlformats.org/wordprocessingml/2006/main" w:ilvl="7">
+      <w:start w:val="1"/>
+      <w:numFmt w:val="bullet"/>
+      <w:lvlText w:val="o"/>
+      <w:lvlJc w:val="left"/>
+      <w:pPr>
+        <w:ind w:left="6120" w:hanging="360"/>
+      </w:pPr>
+      <w:rPr>
+        <w:rFonts w:hint="default" w:ascii="Courier New" w:hAnsi="Courier New"/>
+      </w:rPr>
+    </w:lvl>
+    <w:lvl xmlns:w="http://schemas.openxmlformats.org/wordprocessingml/2006/main" w:ilvl="8">
+      <w:start w:val="1"/>
+      <w:numFmt w:val="bullet"/>
+      <w:lvlText w:val=""/>
+      <w:lvlJc w:val="left"/>
+      <w:pPr>
+        <w:ind w:left="6840" w:hanging="360"/>
+      </w:pPr>
+      <w:rPr>
+        <w:rFonts w:hint="default" w:ascii="Wingdings" w:hAnsi="Wingdings"/>
+      </w:rPr>
+    </w:lvl>
+  </w:abstractNum>
   <w:abstractNum w:abstractNumId="0" w15:restartNumberingAfterBreak="0">
     <w:nsid w:val="013E5DA9"/>
     <w:multiLevelType w:val="hybridMultilevel"/>
@@ -5448,6 +7257,30 @@
       </w:rPr>
     </w:lvl>
   </w:abstractNum>
+  <w:num w:numId="19">
+    <w:abstractNumId w:val="18"/>
+  </w:num>
+  <w:num w:numId="18">
+    <w:abstractNumId w:val="17"/>
+  </w:num>
+  <w:num w:numId="17">
+    <w:abstractNumId w:val="16"/>
+  </w:num>
+  <w:num w:numId="16">
+    <w:abstractNumId w:val="15"/>
+  </w:num>
+  <w:num w:numId="15">
+    <w:abstractNumId w:val="14"/>
+  </w:num>
+  <w:num w:numId="14">
+    <w:abstractNumId w:val="13"/>
+  </w:num>
+  <w:num w:numId="13">
+    <w:abstractNumId w:val="12"/>
+  </w:num>
+  <w:num w:numId="12">
+    <w:abstractNumId w:val="11"/>
+  </w:num>
   <w:num w:numId="1" w16cid:durableId="893852573">
     <w:abstractNumId w:val="2"/>
   </w:num>
